--- a/Day2-Summarizer.docx
+++ b/Day2-Summarizer.docx
@@ -10,14 +10,7 @@
         <w:t>Day 2: The Summarizer (Prompt Templates &amp; Variables)</w:t>
       </w:r>
     </w:p>
-    <w:p>
-      <w:pPr>
-        <w:rPr>
-          <w:rFonts w:ascii="Calibri" w:hAnsi="Calibri" w:cs="Calibri"/>
-          <w:sz w:val="22"/>
-        </w:rPr>
-      </w:pPr>
-    </w:p>
+    <w:p/>
     <w:p>
       <w:pPr>
         <w:pStyle w:val="Heading2"/>
@@ -27,28 +20,11 @@
       </w:r>
     </w:p>
     <w:p>
-      <w:pPr>
-        <w:rPr>
-          <w:rFonts w:ascii="Calibri" w:hAnsi="Calibri" w:cs="Calibri"/>
-          <w:sz w:val="22"/>
-        </w:rPr>
-      </w:pPr>
-      <w:r>
-        <w:rPr>
-          <w:rFonts w:ascii="Calibri" w:hAnsi="Calibri" w:cs="Calibri"/>
-          <w:sz w:val="22"/>
-        </w:rPr>
-        <w:t>In this project, we transition from an open-ended chatbot to a specialized Reduction Agent. We build an application that reads a long text file and outputs a concise, bulleted summary. This introduces the concept of separating AI instructions from user data using Prompt Templates and Variables.</w:t>
-      </w:r>
-    </w:p>
-    <w:p>
-      <w:pPr>
-        <w:rPr>
-          <w:rFonts w:ascii="Calibri" w:hAnsi="Calibri" w:cs="Calibri"/>
-          <w:sz w:val="22"/>
-        </w:rPr>
-      </w:pPr>
-    </w:p>
+      <w:r>
+        <w:t>This project transitions from an open-ended chatbot (Day 1) to a specialized, single-purpose "Reduction Agent." When run, the program generates a short dummy article about quantum computing into a local file, reads that file back in, and feeds its text into a prompt template that instructs the model to reduce it to exactly three bullet points. The goal is to introduce Prompt Templates and Variables — the mechanism Semantic Kernel uses to separate static AI instructions from dynamic user data — along with `KernelArguments` and the one-shot `InvokePromptAsync` call as an alternative to the `ChatHistory` conversation loop from Day 1.</w:t>
+      </w:r>
+    </w:p>
+    <w:p/>
     <w:p>
       <w:pPr>
         <w:pStyle w:val="Heading2"/>
@@ -62,27 +38,12 @@
         <w:pStyle w:val="ListParagraph"/>
         <w:numPr>
           <w:ilvl w:val="0"/>
-          <w:numId w:val="1"/>
+          <w:numId w:val="3"/>
         </w:numPr>
-        <w:rPr>
-          <w:rFonts w:ascii="Calibri" w:hAnsi="Calibri" w:cs="Calibri"/>
-          <w:sz w:val="22"/>
-        </w:rPr>
-      </w:pPr>
-      <w:r>
-        <w:rPr>
-          <w:rFonts w:ascii="Calibri" w:hAnsi="Calibri" w:cs="Calibri"/>
-          <w:b/>
-          <w:sz w:val="22"/>
-        </w:rPr>
-        <w:t>Environment:</w:t>
-      </w:r>
-      <w:r>
-        <w:rPr>
-          <w:rFonts w:ascii="Calibri" w:hAnsi="Calibri" w:cs="Calibri"/>
-          <w:sz w:val="22"/>
-        </w:rPr>
-        <w:t xml:space="preserve"> .NET 10 SDK installed.</w:t>
+        <w:ind w:left="1080"/>
+      </w:pPr>
+      <w:r>
+        <w:t>Environment: .NET 10 SDK installed.</w:t>
       </w:r>
     </w:p>
     <w:p>
@@ -90,27 +51,12 @@
         <w:pStyle w:val="ListParagraph"/>
         <w:numPr>
           <w:ilvl w:val="0"/>
-          <w:numId w:val="1"/>
+          <w:numId w:val="3"/>
         </w:numPr>
-        <w:rPr>
-          <w:rFonts w:ascii="Calibri" w:hAnsi="Calibri" w:cs="Calibri"/>
-          <w:sz w:val="22"/>
-        </w:rPr>
-      </w:pPr>
-      <w:r>
-        <w:rPr>
-          <w:rFonts w:ascii="Calibri" w:hAnsi="Calibri" w:cs="Calibri"/>
-          <w:b/>
-          <w:sz w:val="22"/>
-        </w:rPr>
-        <w:t>Project Type:</w:t>
-      </w:r>
-      <w:r>
-        <w:rPr>
-          <w:rFonts w:ascii="Calibri" w:hAnsi="Calibri" w:cs="Calibri"/>
-          <w:sz w:val="22"/>
-        </w:rPr>
-        <w:t xml:space="preserve"> C# Console Application.</w:t>
+        <w:ind w:left="1080"/>
+      </w:pPr>
+      <w:r>
+        <w:t>Project Type: C# Console Application.</w:t>
       </w:r>
     </w:p>
     <w:p>
@@ -118,48 +64,22 @@
         <w:pStyle w:val="ListParagraph"/>
         <w:numPr>
           <w:ilvl w:val="0"/>
-          <w:numId w:val="1"/>
+          <w:numId w:val="3"/>
         </w:numPr>
-        <w:rPr>
-          <w:rFonts w:ascii="Calibri" w:hAnsi="Calibri" w:cs="Calibri"/>
-          <w:sz w:val="22"/>
-        </w:rPr>
-      </w:pPr>
-      <w:r>
-        <w:rPr>
-          <w:rFonts w:ascii="Calibri" w:hAnsi="Calibri" w:cs="Calibri"/>
-          <w:b/>
-          <w:sz w:val="22"/>
-        </w:rPr>
+        <w:ind w:left="1080"/>
+      </w:pPr>
+      <w:r>
         <w:t>NuGet Packages required:</w:t>
       </w:r>
-      <w:r>
-        <w:rPr>
-          <w:rFonts w:ascii="Calibri" w:hAnsi="Calibri" w:cs="Calibri"/>
-          <w:sz w:val="22"/>
-        </w:rPr>
-        <w:t xml:space="preserve"> </w:t>
-      </w:r>
-      <w:r>
-        <w:rPr>
-          <w:rFonts w:ascii="Consolas" w:hAnsi="Consolas" w:cs="Calibri"/>
-          <w:sz w:val="20"/>
-        </w:rPr>
-        <w:t>Microsoft.SemanticKernel</w:t>
-      </w:r>
-      <w:r>
-        <w:rPr>
-          <w:rFonts w:ascii="Calibri" w:hAnsi="Calibri" w:cs="Calibri"/>
-          <w:sz w:val="22"/>
-        </w:rPr>
-        <w:t xml:space="preserve">, </w:t>
-      </w:r>
-      <w:r>
-        <w:rPr>
-          <w:rFonts w:ascii="Consolas" w:hAnsi="Consolas" w:cs="Calibri"/>
-          <w:sz w:val="20"/>
-        </w:rPr>
-        <w:t>Microsoft.SemanticKernel.Connectors.Google</w:t>
+    </w:p>
+    <w:p>
+      <w:r>
+        <w:t xml:space="preserve">  - Microsoft.SemanticKernel</w:t>
+      </w:r>
+    </w:p>
+    <w:p>
+      <w:r>
+        <w:t xml:space="preserve">  - Microsoft.SemanticKernel.Connectors.Google</w:t>
       </w:r>
     </w:p>
     <w:p>
@@ -167,41 +87,12 @@
         <w:pStyle w:val="ListParagraph"/>
         <w:numPr>
           <w:ilvl w:val="0"/>
-          <w:numId w:val="1"/>
+          <w:numId w:val="4"/>
         </w:numPr>
-        <w:rPr>
-          <w:rFonts w:ascii="Calibri" w:hAnsi="Calibri" w:cs="Calibri"/>
-          <w:sz w:val="22"/>
-        </w:rPr>
-      </w:pPr>
-      <w:r>
-        <w:rPr>
-          <w:rFonts w:ascii="Calibri" w:hAnsi="Calibri" w:cs="Calibri"/>
-          <w:b/>
-          <w:sz w:val="22"/>
-        </w:rPr>
-        <w:t>API Key:</w:t>
-      </w:r>
-      <w:r>
-        <w:rPr>
-          <w:rFonts w:ascii="Calibri" w:hAnsi="Calibri" w:cs="Calibri"/>
-          <w:sz w:val="22"/>
-        </w:rPr>
-        <w:t xml:space="preserve"> A Google Gemini API key stored in the </w:t>
-      </w:r>
-      <w:r>
-        <w:rPr>
-          <w:rFonts w:ascii="Consolas" w:hAnsi="Consolas" w:cs="Calibri"/>
-          <w:sz w:val="20"/>
-        </w:rPr>
-        <w:t>GEMINI_API_KEY</w:t>
-      </w:r>
-      <w:r>
-        <w:rPr>
-          <w:rFonts w:ascii="Calibri" w:hAnsi="Calibri" w:cs="Calibri"/>
-          <w:sz w:val="22"/>
-        </w:rPr>
-        <w:t xml:space="preserve"> environment variable.</w:t>
+        <w:ind w:left="1080"/>
+      </w:pPr>
+      <w:r>
+        <w:t>API Key: A Google Gemini API key, read from the `GEMINI_API_KEY` environment variable. Model used: `gemini-2.5-flash`.</w:t>
       </w:r>
     </w:p>
     <w:p>
@@ -209,51 +100,15 @@
         <w:pStyle w:val="ListParagraph"/>
         <w:numPr>
           <w:ilvl w:val="0"/>
-          <w:numId w:val="1"/>
+          <w:numId w:val="4"/>
         </w:numPr>
-        <w:rPr>
-          <w:rFonts w:ascii="Calibri" w:hAnsi="Calibri" w:cs="Calibri"/>
-          <w:sz w:val="22"/>
-        </w:rPr>
-      </w:pPr>
-      <w:r>
-        <w:rPr>
-          <w:rFonts w:ascii="Calibri" w:hAnsi="Calibri" w:cs="Calibri"/>
-          <w:b/>
-          <w:sz w:val="22"/>
-        </w:rPr>
-        <w:t>Local File:</w:t>
-      </w:r>
-      <w:r>
-        <w:rPr>
-          <w:rFonts w:ascii="Calibri" w:hAnsi="Calibri" w:cs="Calibri"/>
-          <w:sz w:val="22"/>
-        </w:rPr>
-        <w:t xml:space="preserve"> The code automatically generates a dummy text file named </w:t>
-      </w:r>
-      <w:r>
-        <w:rPr>
-          <w:rFonts w:ascii="Consolas" w:hAnsi="Consolas" w:cs="Calibri"/>
-          <w:sz w:val="20"/>
-        </w:rPr>
-        <w:t>article.txt</w:t>
-      </w:r>
-      <w:r>
-        <w:rPr>
-          <w:rFonts w:ascii="Calibri" w:hAnsi="Calibri" w:cs="Calibri"/>
-          <w:sz w:val="22"/>
-        </w:rPr>
-        <w:t xml:space="preserve"> for demonstration purposes.</w:t>
-      </w:r>
-    </w:p>
-    <w:p>
-      <w:pPr>
-        <w:rPr>
-          <w:rFonts w:ascii="Calibri" w:hAnsi="Calibri" w:cs="Calibri"/>
-          <w:sz w:val="22"/>
-        </w:rPr>
-      </w:pPr>
-    </w:p>
+        <w:ind w:left="1080"/>
+      </w:pPr>
+      <w:r>
+        <w:t>Note: The program is self-contained for demo purposes — `CreateDummyArticle` writes a file named `article.txt` into the working directory every time the program runs (overwriting any previous copy), so there is no need to supply your own input file to see the lesson work.</w:t>
+      </w:r>
+    </w:p>
+    <w:p/>
     <w:p>
       <w:pPr>
         <w:pStyle w:val="Heading2"/>
@@ -267,27 +122,22 @@
         <w:pStyle w:val="ListParagraph"/>
         <w:numPr>
           <w:ilvl w:val="0"/>
-          <w:numId w:val="2"/>
+          <w:numId w:val="5"/>
         </w:numPr>
-        <w:rPr>
-          <w:rFonts w:ascii="Calibri" w:hAnsi="Calibri" w:cs="Calibri"/>
-          <w:sz w:val="22"/>
-        </w:rPr>
-      </w:pPr>
-      <w:r>
-        <w:rPr>
-          <w:rFonts w:ascii="Calibri" w:hAnsi="Calibri" w:cs="Calibri"/>
+        <w:ind w:left="1080"/>
+      </w:pPr>
+      <w:r>
+        <w:rPr>
           <w:b/>
-          <w:sz w:val="22"/>
-        </w:rPr>
-        <w:t>Prompt Templates:</w:t>
-      </w:r>
-      <w:r>
-        <w:rPr>
-          <w:rFonts w:ascii="Calibri" w:hAnsi="Calibri" w:cs="Calibri"/>
-          <w:sz w:val="22"/>
-        </w:rPr>
-        <w:t xml:space="preserve"> A standardized set of instructions with placeholders, allowing you to reuse the exact same AI instructions with different pieces of data.</w:t>
+        </w:rPr>
+        <w:t>Prompt Templates</w:t>
+      </w:r>
+      <w:r>
+        <w:t>: A standardized set of instructions with pla</w:t>
+      </w:r>
+      <w:r>
+        <w:lastRenderedPageBreak/>
+        <w:t>ceholders, allowing the exact same AI instructions to be reused with different pieces of data.</w:t>
       </w:r>
     </w:p>
     <w:p>
@@ -295,27 +145,18 @@
         <w:pStyle w:val="ListParagraph"/>
         <w:numPr>
           <w:ilvl w:val="0"/>
-          <w:numId w:val="2"/>
+          <w:numId w:val="5"/>
         </w:numPr>
-        <w:rPr>
-          <w:rFonts w:ascii="Calibri" w:hAnsi="Calibri" w:cs="Calibri"/>
-          <w:sz w:val="22"/>
-        </w:rPr>
-      </w:pPr>
-      <w:r>
-        <w:rPr>
-          <w:rFonts w:ascii="Calibri" w:hAnsi="Calibri" w:cs="Calibri"/>
+        <w:ind w:left="1080"/>
+      </w:pPr>
+      <w:r>
+        <w:rPr>
           <w:b/>
-          <w:sz w:val="22"/>
-        </w:rPr>
-        <w:t>Variables (the `{{$variable}}` syntax):</w:t>
-      </w:r>
-      <w:r>
-        <w:rPr>
-          <w:rFonts w:ascii="Calibri" w:hAnsi="Calibri" w:cs="Calibri"/>
-          <w:sz w:val="22"/>
-        </w:rPr>
-        <w:t xml:space="preserve"> Semantic Kernel's native templating language used to inject data into prompts.</w:t>
+        </w:rPr>
+        <w:t>The `{{$variable}}` syntax</w:t>
+      </w:r>
+      <w:r>
+        <w:t>: Semantic Kernel's native templating language used to inject data into a prompt string at execution time.</w:t>
       </w:r>
     </w:p>
     <w:p>
@@ -323,27 +164,18 @@
         <w:pStyle w:val="ListParagraph"/>
         <w:numPr>
           <w:ilvl w:val="0"/>
-          <w:numId w:val="2"/>
+          <w:numId w:val="5"/>
         </w:numPr>
-        <w:rPr>
-          <w:rFonts w:ascii="Calibri" w:hAnsi="Calibri" w:cs="Calibri"/>
-          <w:sz w:val="22"/>
-        </w:rPr>
-      </w:pPr>
-      <w:r>
-        <w:rPr>
-          <w:rFonts w:ascii="Calibri" w:hAnsi="Calibri" w:cs="Calibri"/>
+        <w:ind w:left="1080"/>
+      </w:pPr>
+      <w:r>
+        <w:rPr>
           <w:b/>
-          <w:sz w:val="22"/>
-        </w:rPr>
-        <w:t>KernelArguments:</w:t>
-      </w:r>
-      <w:r>
-        <w:rPr>
-          <w:rFonts w:ascii="Calibri" w:hAnsi="Calibri" w:cs="Calibri"/>
-          <w:sz w:val="22"/>
-        </w:rPr>
-        <w:t xml:space="preserve"> A dictionary-like object used to pass values from your C# code into the prompt template's variables.</w:t>
+        </w:rPr>
+        <w:t>KernelArguments</w:t>
+      </w:r>
+      <w:r>
+        <w:t>: A dictionary-like object used to pass values from C# code into a prompt template's variables — here, mapping the key `"articleContent"` to the text read from `article.txt`.</w:t>
       </w:r>
     </w:p>
     <w:p>
@@ -351,52 +183,156 @@
         <w:pStyle w:val="ListParagraph"/>
         <w:numPr>
           <w:ilvl w:val="0"/>
-          <w:numId w:val="2"/>
+          <w:numId w:val="5"/>
         </w:numPr>
-        <w:rPr>
-          <w:rFonts w:ascii="Calibri" w:hAnsi="Calibri" w:cs="Calibri"/>
-          <w:sz w:val="22"/>
-        </w:rPr>
-      </w:pPr>
-      <w:r>
-        <w:rPr>
-          <w:rFonts w:ascii="Calibri" w:hAnsi="Calibri" w:cs="Calibri"/>
+        <w:ind w:left="1080"/>
+      </w:pPr>
+      <w:r>
+        <w:rPr>
           <w:b/>
-          <w:sz w:val="22"/>
-        </w:rPr>
-        <w:t>InvokePromptAsync:</w:t>
-      </w:r>
-      <w:r>
-        <w:rPr>
-          <w:rFonts w:ascii="Calibri" w:hAnsi="Calibri" w:cs="Calibri"/>
-          <w:sz w:val="22"/>
-        </w:rPr>
-        <w:t xml:space="preserve"> A streamlined method to compile and execute a prompt directly against the Kernel.</w:t>
-      </w:r>
-    </w:p>
-    <w:p>
-      <w:pPr>
-        <w:rPr>
-          <w:rFonts w:ascii="Calibri" w:hAnsi="Calibri" w:cs="Calibri"/>
-          <w:sz w:val="22"/>
-        </w:rPr>
-      </w:pPr>
-    </w:p>
+        </w:rPr>
+        <w:t>InvokePromptAsync</w:t>
+      </w:r>
+      <w:r>
+        <w:t>: A streamlined method that compiles and executes a prompt string directly against the `Kernel`, without needing to manually manage a `ChatHistory` or extract an `IChatCompletionService`.</w:t>
+      </w:r>
+    </w:p>
+    <w:p>
+      <w:pPr>
+        <w:pStyle w:val="ListParagraph"/>
+        <w:numPr>
+          <w:ilvl w:val="0"/>
+          <w:numId w:val="5"/>
+        </w:numPr>
+        <w:ind w:left="1080"/>
+      </w:pPr>
+      <w:r>
+        <w:rPr>
+          <w:b/>
+        </w:rPr>
+        <w:t>File I/O as Agent Input</w:t>
+      </w:r>
+      <w:r>
+        <w:t>: The lesson also shows the pattern of feeding a whole file's contents into an LLM call via `File.ReadAllTextAsync`.</w:t>
+      </w:r>
+    </w:p>
+    <w:p/>
     <w:p>
       <w:pPr>
         <w:pStyle w:val="Heading2"/>
       </w:pPr>
       <w:r>
-        <w:t>4. Complete C# Code (Program.cs)</w:t>
-      </w:r>
-    </w:p>
-    <w:p>
-      <w:pPr>
-        <w:rPr>
-          <w:rFonts w:ascii="Calibri" w:hAnsi="Calibri" w:cs="Calibri"/>
-          <w:sz w:val="22"/>
-        </w:rPr>
-      </w:pPr>
+        <w:t>4. Complete Code</w:t>
+      </w:r>
+    </w:p>
+    <w:p>
+      <w:pPr>
+        <w:rPr>
+          <w:b/>
+        </w:rPr>
+      </w:pPr>
+      <w:r>
+        <w:rPr>
+          <w:b/>
+        </w:rPr>
+        <w:t>Program.cs</w:t>
+      </w:r>
+    </w:p>
+    <w:p>
+      <w:pPr>
+        <w:pStyle w:val="NoSpacing"/>
+        <w:rPr>
+          <w:rFonts w:ascii="Consolas" w:hAnsi="Consolas"/>
+          <w:sz w:val="19"/>
+        </w:rPr>
+      </w:pPr>
+      <w:r>
+        <w:rPr>
+          <w:rFonts w:ascii="Consolas" w:hAnsi="Consolas"/>
+          <w:sz w:val="19"/>
+        </w:rPr>
+        <w:t>// Day 2: The Summarizer</w:t>
+      </w:r>
+    </w:p>
+    <w:p>
+      <w:pPr>
+        <w:pStyle w:val="NoSpacing"/>
+        <w:rPr>
+          <w:rFonts w:ascii="Consolas" w:hAnsi="Consolas"/>
+          <w:sz w:val="19"/>
+        </w:rPr>
+      </w:pPr>
+      <w:r>
+        <w:rPr>
+          <w:rFonts w:ascii="Consolas" w:hAnsi="Consolas"/>
+          <w:sz w:val="19"/>
+        </w:rPr>
+        <w:t>// ---------------------------------------------------------------------------</w:t>
+      </w:r>
+    </w:p>
+    <w:p>
+      <w:pPr>
+        <w:pStyle w:val="NoSpacing"/>
+        <w:rPr>
+          <w:rFonts w:ascii="Consolas" w:hAnsi="Consolas"/>
+          <w:sz w:val="19"/>
+        </w:rPr>
+      </w:pPr>
+      <w:r>
+        <w:rPr>
+          <w:rFonts w:ascii="Consolas" w:hAnsi="Consolas"/>
+          <w:sz w:val="19"/>
+        </w:rPr>
+        <w:t>// Transitions from an open-ended chatbot (Day 1) to a specialized "Reduction</w:t>
+      </w:r>
+    </w:p>
+    <w:p>
+      <w:pPr>
+        <w:pStyle w:val="NoSpacing"/>
+        <w:rPr>
+          <w:rFonts w:ascii="Consolas" w:hAnsi="Consolas"/>
+          <w:sz w:val="19"/>
+        </w:rPr>
+      </w:pPr>
+      <w:r>
+        <w:rPr>
+          <w:rFonts w:ascii="Consolas" w:hAnsi="Consolas"/>
+          <w:sz w:val="19"/>
+        </w:rPr>
+        <w:t>// Agent": reads a text file and reduces it to a 3-bullet summary. Introduces</w:t>
+      </w:r>
+    </w:p>
+    <w:p>
+      <w:pPr>
+        <w:pStyle w:val="NoSpacing"/>
+        <w:rPr>
+          <w:rFonts w:ascii="Consolas" w:hAnsi="Consolas"/>
+          <w:sz w:val="19"/>
+        </w:rPr>
+      </w:pPr>
+      <w:r>
+        <w:rPr>
+          <w:rFonts w:ascii="Consolas" w:hAnsi="Consolas"/>
+          <w:sz w:val="19"/>
+        </w:rPr>
+        <w:t>// Prompt Templates (the {{$variable}} syntax), KernelArguments, and</w:t>
+      </w:r>
+    </w:p>
+    <w:p>
+      <w:pPr>
+        <w:pStyle w:val="NoSpacing"/>
+        <w:rPr>
+          <w:rFonts w:ascii="Consolas" w:hAnsi="Consolas"/>
+          <w:sz w:val="19"/>
+        </w:rPr>
+      </w:pPr>
+      <w:r>
+        <w:rPr>
+          <w:rFonts w:ascii="Consolas" w:hAnsi="Consolas"/>
+          <w:sz w:val="19"/>
+        </w:rPr>
+        <w:t>// InvokePromptAsync as a one-shot alternative to the ChatHistory loop.</w:t>
+      </w:r>
     </w:p>
     <w:p>
       <w:pPr>
@@ -484,24 +420,715 @@
           <w:rFonts w:ascii="Consolas" w:hAnsi="Consolas"/>
           <w:sz w:val="19"/>
         </w:rPr>
+        <w:t xml:space="preserve">    {</w:t>
+      </w:r>
+    </w:p>
+    <w:p>
+      <w:pPr>
+        <w:pStyle w:val="NoSpacing"/>
+        <w:rPr>
+          <w:rFonts w:ascii="Consolas" w:hAnsi="Consolas"/>
+          <w:sz w:val="19"/>
+        </w:rPr>
+      </w:pPr>
+      <w:r>
+        <w:rPr>
+          <w:rFonts w:ascii="Consolas" w:hAnsi="Consolas"/>
+          <w:sz w:val="19"/>
+        </w:rPr>
+        <w:t xml:space="preserve">        static async Task Main(string[] args)</w:t>
+      </w:r>
+    </w:p>
+    <w:p>
+      <w:pPr>
+        <w:pStyle w:val="NoSpacing"/>
+        <w:rPr>
+          <w:rFonts w:ascii="Consolas" w:hAnsi="Consolas"/>
+          <w:sz w:val="19"/>
+        </w:rPr>
+      </w:pPr>
+      <w:r>
+        <w:rPr>
+          <w:rFonts w:ascii="Consolas" w:hAnsi="Consolas"/>
+          <w:sz w:val="19"/>
+        </w:rPr>
+        <w:t xml:space="preserve">        {</w:t>
+      </w:r>
+    </w:p>
+    <w:p>
+      <w:pPr>
+        <w:pStyle w:val="NoSpacing"/>
+        <w:rPr>
+          <w:rFonts w:ascii="Consolas" w:hAnsi="Consolas"/>
+          <w:sz w:val="19"/>
+        </w:rPr>
+      </w:pPr>
+      <w:r>
+        <w:rPr>
+          <w:rFonts w:ascii="Consolas" w:hAnsi="Consolas"/>
+          <w:sz w:val="19"/>
+        </w:rPr>
+        <w:t xml:space="preserve">            // Step1: Initialize the Kernel</w:t>
+      </w:r>
+    </w:p>
+    <w:p>
+      <w:pPr>
+        <w:pStyle w:val="NoSpacing"/>
+        <w:rPr>
+          <w:rFonts w:ascii="Consolas" w:hAnsi="Consolas"/>
+          <w:sz w:val="19"/>
+        </w:rPr>
+      </w:pPr>
+      <w:r>
+        <w:rPr>
+          <w:rFonts w:ascii="Consolas" w:hAnsi="Consolas"/>
+          <w:sz w:val="19"/>
+        </w:rPr>
+        <w:t xml:space="preserve">            var builder = Kernel.CreateBuilder();</w:t>
+      </w:r>
+    </w:p>
+    <w:p>
+      <w:pPr>
+        <w:pStyle w:val="NoSpacing"/>
+        <w:rPr>
+          <w:rFonts w:ascii="Consolas" w:hAnsi="Consolas"/>
+          <w:sz w:val="19"/>
+        </w:rPr>
+      </w:pPr>
+      <w:r>
+        <w:rPr>
+          <w:rFonts w:ascii="Consolas" w:hAnsi="Consolas"/>
+          <w:sz w:val="19"/>
+        </w:rPr>
+        <w:t xml:space="preserve">            string apiKey = Environment.GetEnvironmentVariable("GEMINI_API_KEY") ?? throw new Exception("GEMINI_API_KEY environment variable not set.");</w:t>
+      </w:r>
+    </w:p>
+    <w:p>
+      <w:pPr>
+        <w:pStyle w:val="NoSpacing"/>
+        <w:rPr>
+          <w:rFonts w:ascii="Consolas" w:hAnsi="Consolas"/>
+          <w:sz w:val="19"/>
+        </w:rPr>
+      </w:pPr>
+      <w:r>
+        <w:rPr>
+          <w:rFonts w:ascii="Consolas" w:hAnsi="Consolas"/>
+          <w:sz w:val="19"/>
+        </w:rPr>
+        <w:t xml:space="preserve">            string modelId = "gemini-2.5-flash";</w:t>
+      </w:r>
+    </w:p>
+    <w:p>
+      <w:pPr>
+        <w:pStyle w:val="NoSpacing"/>
+        <w:rPr>
+          <w:rFonts w:ascii="Consolas" w:hAnsi="Consolas"/>
+          <w:sz w:val="19"/>
+        </w:rPr>
+      </w:pPr>
+    </w:p>
+    <w:p>
+      <w:pPr>
+        <w:pStyle w:val="NoSpacing"/>
+        <w:rPr>
+          <w:rFonts w:ascii="Consolas" w:hAnsi="Consolas"/>
+          <w:sz w:val="19"/>
+        </w:rPr>
+      </w:pPr>
+      <w:r>
+        <w:rPr>
+          <w:rFonts w:ascii="Consolas" w:hAnsi="Consolas"/>
+          <w:sz w:val="19"/>
+        </w:rPr>
+        <w:t xml:space="preserve">            builder.AddGoogleAIGeminiChatCompletion(modelId, apiKey);</w:t>
+      </w:r>
+    </w:p>
+    <w:p>
+      <w:pPr>
+        <w:pStyle w:val="NoSpacing"/>
+        <w:rPr>
+          <w:rFonts w:ascii="Consolas" w:hAnsi="Consolas"/>
+          <w:sz w:val="19"/>
+        </w:rPr>
+      </w:pPr>
+      <w:r>
+        <w:rPr>
+          <w:rFonts w:ascii="Consolas" w:hAnsi="Consolas"/>
+          <w:sz w:val="19"/>
+        </w:rPr>
+        <w:t xml:space="preserve">            Kernel kernel = builder.Build();</w:t>
+      </w:r>
+    </w:p>
+    <w:p>
+      <w:pPr>
+        <w:pStyle w:val="NoSpacing"/>
+        <w:rPr>
+          <w:rFonts w:ascii="Consolas" w:hAnsi="Consolas"/>
+          <w:sz w:val="19"/>
+        </w:rPr>
+      </w:pPr>
+    </w:p>
+    <w:p>
+      <w:pPr>
+        <w:pStyle w:val="NoSpacing"/>
+        <w:rPr>
+          <w:rFonts w:ascii="Consolas" w:hAnsi="Consolas"/>
+          <w:sz w:val="19"/>
+        </w:rPr>
+      </w:pPr>
+      <w:r>
+        <w:rPr>
+          <w:rFonts w:ascii="Consolas" w:hAnsi="Consolas"/>
+          <w:sz w:val="19"/>
+        </w:rPr>
+        <w:t xml:space="preserve">            // Step 2. Create text file for demonstration</w:t>
+      </w:r>
+    </w:p>
+    <w:p>
+      <w:pPr>
+        <w:pStyle w:val="NoSpacing"/>
+        <w:rPr>
+          <w:rFonts w:ascii="Consolas" w:hAnsi="Consolas"/>
+          <w:sz w:val="19"/>
+        </w:rPr>
+      </w:pPr>
+      <w:r>
+        <w:rPr>
+          <w:rFonts w:ascii="Consolas" w:hAnsi="Consolas"/>
+          <w:sz w:val="19"/>
+        </w:rPr>
+        <w:t xml:space="preserve">            string filePath = "article.txt";</w:t>
+      </w:r>
+    </w:p>
+    <w:p>
+      <w:pPr>
+        <w:pStyle w:val="NoSpacing"/>
+        <w:rPr>
+          <w:rFonts w:ascii="Consolas" w:hAnsi="Consolas"/>
+          <w:sz w:val="19"/>
+        </w:rPr>
+      </w:pPr>
+      <w:r>
+        <w:rPr>
+          <w:rFonts w:ascii="Consolas" w:hAnsi="Consolas"/>
+          <w:sz w:val="19"/>
+        </w:rPr>
+        <w:t xml:space="preserve">            CreateDummyArticle(filePath);</w:t>
+      </w:r>
+    </w:p>
+    <w:p>
+      <w:pPr>
+        <w:pStyle w:val="NoSpacing"/>
+        <w:rPr>
+          <w:rFonts w:ascii="Consolas" w:hAnsi="Consolas"/>
+          <w:sz w:val="19"/>
+        </w:rPr>
+      </w:pPr>
+    </w:p>
+    <w:p>
+      <w:pPr>
+        <w:pStyle w:val="NoSpacing"/>
+        <w:rPr>
+          <w:rFonts w:ascii="Consolas" w:hAnsi="Consolas"/>
+          <w:sz w:val="19"/>
+        </w:rPr>
+      </w:pPr>
+      <w:r>
+        <w:rPr>
+          <w:rFonts w:ascii="Consolas" w:hAnsi="Consolas"/>
+          <w:sz w:val="19"/>
+        </w:rPr>
+        <w:t xml:space="preserve">            Console.WriteLine("Reading article from file...");</w:t>
+      </w:r>
+    </w:p>
+    <w:p>
+      <w:pPr>
+        <w:pStyle w:val="NoSpacing"/>
+        <w:rPr>
+          <w:rFonts w:ascii="Consolas" w:hAnsi="Consolas"/>
+          <w:sz w:val="19"/>
+        </w:rPr>
+      </w:pPr>
+      <w:r>
+        <w:rPr>
+          <w:rFonts w:ascii="Consolas" w:hAnsi="Consolas"/>
+          <w:sz w:val="19"/>
+        </w:rPr>
+        <w:t xml:space="preserve">            string textToSummarize = await File.ReadAllTextAsync(filePath);</w:t>
+      </w:r>
+    </w:p>
+    <w:p>
+      <w:pPr>
+        <w:pStyle w:val="NoSpacing"/>
+        <w:rPr>
+          <w:rFonts w:ascii="Consolas" w:hAnsi="Consolas"/>
+          <w:sz w:val="19"/>
+        </w:rPr>
+      </w:pPr>
+    </w:p>
+    <w:p>
+      <w:pPr>
+        <w:pStyle w:val="NoSpacing"/>
+        <w:rPr>
+          <w:rFonts w:ascii="Consolas" w:hAnsi="Consolas"/>
+          <w:sz w:val="19"/>
+        </w:rPr>
+      </w:pPr>
+      <w:r>
+        <w:rPr>
+          <w:rFonts w:ascii="Consolas" w:hAnsi="Consolas"/>
+          <w:sz w:val="19"/>
+        </w:rPr>
+        <w:t xml:space="preserve">            // Step 3. Define the Prompt Template</w:t>
+      </w:r>
+    </w:p>
+    <w:p>
+      <w:pPr>
+        <w:pStyle w:val="NoSpacing"/>
+        <w:rPr>
+          <w:rFonts w:ascii="Consolas" w:hAnsi="Consolas"/>
+          <w:sz w:val="19"/>
+        </w:rPr>
+      </w:pPr>
+      <w:r>
+        <w:rPr>
+          <w:rFonts w:ascii="Consolas" w:hAnsi="Consolas"/>
+          <w:sz w:val="19"/>
+        </w:rPr>
+        <w:t xml:space="preserve">            // We use the {{$variableName}} syntax to indicate where the input text should be inserted in the prompt.</w:t>
+      </w:r>
+    </w:p>
+    <w:p>
+      <w:pPr>
+        <w:pStyle w:val="NoSpacing"/>
+        <w:rPr>
+          <w:rFonts w:ascii="Consolas" w:hAnsi="Consolas"/>
+          <w:sz w:val="19"/>
+        </w:rPr>
+      </w:pPr>
+      <w:r>
+        <w:rPr>
+          <w:rFonts w:ascii="Consolas" w:hAnsi="Consolas"/>
+          <w:sz w:val="19"/>
+        </w:rPr>
+        <w:t xml:space="preserve">            string promptTemplate =</w:t>
+      </w:r>
+      <w:r>
+        <w:rPr>
+          <w:rFonts w:ascii="Consolas" w:hAnsi="Consolas"/>
+          <w:sz w:val="19"/>
+        </w:rPr>
         <w:lastRenderedPageBreak/>
-        <w:t xml:space="preserve">    {</w:t>
-      </w:r>
-    </w:p>
-    <w:p>
-      <w:pPr>
-        <w:pStyle w:val="NoSpacing"/>
-        <w:rPr>
-          <w:rFonts w:ascii="Consolas" w:hAnsi="Consolas"/>
-          <w:sz w:val="19"/>
-        </w:rPr>
-      </w:pPr>
-      <w:r>
-        <w:rPr>
-          <w:rFonts w:ascii="Consolas" w:hAnsi="Consolas"/>
-          <w:sz w:val="19"/>
-        </w:rPr>
-        <w:t xml:space="preserve">        static async Task Main(string[] args)</w:t>
+        <w:t xml:space="preserve"> @"</w:t>
+      </w:r>
+    </w:p>
+    <w:p>
+      <w:pPr>
+        <w:pStyle w:val="NoSpacing"/>
+        <w:rPr>
+          <w:rFonts w:ascii="Consolas" w:hAnsi="Consolas"/>
+          <w:sz w:val="19"/>
+        </w:rPr>
+      </w:pPr>
+      <w:r>
+        <w:rPr>
+          <w:rFonts w:ascii="Consolas" w:hAnsi="Consolas"/>
+          <w:sz w:val="19"/>
+        </w:rPr>
+        <w:t xml:space="preserve">                Read the following text and summarize it into exactly 3 bullet points.</w:t>
+      </w:r>
+    </w:p>
+    <w:p>
+      <w:pPr>
+        <w:pStyle w:val="NoSpacing"/>
+        <w:rPr>
+          <w:rFonts w:ascii="Consolas" w:hAnsi="Consolas"/>
+          <w:sz w:val="19"/>
+        </w:rPr>
+      </w:pPr>
+      <w:r>
+        <w:rPr>
+          <w:rFonts w:ascii="Consolas" w:hAnsi="Consolas"/>
+          <w:sz w:val="19"/>
+        </w:rPr>
+        <w:t xml:space="preserve">                Focus on the main ideas and ingore minor details.</w:t>
+      </w:r>
+    </w:p>
+    <w:p>
+      <w:pPr>
+        <w:pStyle w:val="NoSpacing"/>
+        <w:rPr>
+          <w:rFonts w:ascii="Consolas" w:hAnsi="Consolas"/>
+          <w:sz w:val="19"/>
+        </w:rPr>
+      </w:pPr>
+    </w:p>
+    <w:p>
+      <w:pPr>
+        <w:pStyle w:val="NoSpacing"/>
+        <w:rPr>
+          <w:rFonts w:ascii="Consolas" w:hAnsi="Consolas"/>
+          <w:sz w:val="19"/>
+        </w:rPr>
+      </w:pPr>
+      <w:r>
+        <w:rPr>
+          <w:rFonts w:ascii="Consolas" w:hAnsi="Consolas"/>
+          <w:sz w:val="19"/>
+        </w:rPr>
+        <w:t xml:space="preserve">                TEXT TO SUMMARIZE:</w:t>
+      </w:r>
+    </w:p>
+    <w:p>
+      <w:pPr>
+        <w:pStyle w:val="NoSpacing"/>
+        <w:rPr>
+          <w:rFonts w:ascii="Consolas" w:hAnsi="Consolas"/>
+          <w:sz w:val="19"/>
+        </w:rPr>
+      </w:pPr>
+      <w:r>
+        <w:rPr>
+          <w:rFonts w:ascii="Consolas" w:hAnsi="Consolas"/>
+          <w:sz w:val="19"/>
+        </w:rPr>
+        <w:t xml:space="preserve">                {{$articleContent}}</w:t>
+      </w:r>
+    </w:p>
+    <w:p>
+      <w:pPr>
+        <w:pStyle w:val="NoSpacing"/>
+        <w:rPr>
+          <w:rFonts w:ascii="Consolas" w:hAnsi="Consolas"/>
+          <w:sz w:val="19"/>
+        </w:rPr>
+      </w:pPr>
+    </w:p>
+    <w:p>
+      <w:pPr>
+        <w:pStyle w:val="NoSpacing"/>
+        <w:rPr>
+          <w:rFonts w:ascii="Consolas" w:hAnsi="Consolas"/>
+          <w:sz w:val="19"/>
+        </w:rPr>
+      </w:pPr>
+      <w:r>
+        <w:rPr>
+          <w:rFonts w:ascii="Consolas" w:hAnsi="Consolas"/>
+          <w:sz w:val="19"/>
+        </w:rPr>
+        <w:t xml:space="preserve">                SUMMARY:</w:t>
+      </w:r>
+    </w:p>
+    <w:p>
+      <w:pPr>
+        <w:pStyle w:val="NoSpacing"/>
+        <w:rPr>
+          <w:rFonts w:ascii="Consolas" w:hAnsi="Consolas"/>
+          <w:sz w:val="19"/>
+        </w:rPr>
+      </w:pPr>
+      <w:r>
+        <w:rPr>
+          <w:rFonts w:ascii="Consolas" w:hAnsi="Consolas"/>
+          <w:sz w:val="19"/>
+        </w:rPr>
+        <w:t xml:space="preserve">            ";</w:t>
+      </w:r>
+    </w:p>
+    <w:p>
+      <w:pPr>
+        <w:pStyle w:val="NoSpacing"/>
+        <w:rPr>
+          <w:rFonts w:ascii="Consolas" w:hAnsi="Consolas"/>
+          <w:sz w:val="19"/>
+        </w:rPr>
+      </w:pPr>
+    </w:p>
+    <w:p>
+      <w:pPr>
+        <w:pStyle w:val="NoSpacing"/>
+        <w:rPr>
+          <w:rFonts w:ascii="Consolas" w:hAnsi="Consolas"/>
+          <w:sz w:val="19"/>
+        </w:rPr>
+      </w:pPr>
+      <w:r>
+        <w:rPr>
+          <w:rFonts w:ascii="Consolas" w:hAnsi="Consolas"/>
+          <w:sz w:val="19"/>
+        </w:rPr>
+        <w:t xml:space="preserve">            // Step 4: Map the variables to the prompt template</w:t>
+      </w:r>
+    </w:p>
+    <w:p>
+      <w:pPr>
+        <w:pStyle w:val="NoSpacing"/>
+        <w:rPr>
+          <w:rFonts w:ascii="Consolas" w:hAnsi="Consolas"/>
+          <w:sz w:val="19"/>
+        </w:rPr>
+      </w:pPr>
+      <w:r>
+        <w:rPr>
+          <w:rFonts w:ascii="Consolas" w:hAnsi="Consolas"/>
+          <w:sz w:val="19"/>
+        </w:rPr>
+        <w:t xml:space="preserve">            var aguments = new KernelArguments</w:t>
+      </w:r>
+    </w:p>
+    <w:p>
+      <w:pPr>
+        <w:pStyle w:val="NoSpacing"/>
+        <w:rPr>
+          <w:rFonts w:ascii="Consolas" w:hAnsi="Consolas"/>
+          <w:sz w:val="19"/>
+        </w:rPr>
+      </w:pPr>
+      <w:r>
+        <w:rPr>
+          <w:rFonts w:ascii="Consolas" w:hAnsi="Consolas"/>
+          <w:sz w:val="19"/>
+        </w:rPr>
+        <w:t xml:space="preserve">            {</w:t>
+      </w:r>
+    </w:p>
+    <w:p>
+      <w:pPr>
+        <w:pStyle w:val="NoSpacing"/>
+        <w:rPr>
+          <w:rFonts w:ascii="Consolas" w:hAnsi="Consolas"/>
+          <w:sz w:val="19"/>
+        </w:rPr>
+      </w:pPr>
+      <w:r>
+        <w:rPr>
+          <w:rFonts w:ascii="Consolas" w:hAnsi="Consolas"/>
+          <w:sz w:val="19"/>
+        </w:rPr>
+        <w:t xml:space="preserve">                { "articleContent", textToSummarize }</w:t>
+      </w:r>
+    </w:p>
+    <w:p>
+      <w:pPr>
+        <w:pStyle w:val="NoSpacing"/>
+        <w:rPr>
+          <w:rFonts w:ascii="Consolas" w:hAnsi="Consolas"/>
+          <w:sz w:val="19"/>
+        </w:rPr>
+      </w:pPr>
+      <w:r>
+        <w:rPr>
+          <w:rFonts w:ascii="Consolas" w:hAnsi="Consolas"/>
+          <w:sz w:val="19"/>
+        </w:rPr>
+        <w:t xml:space="preserve">            };</w:t>
+      </w:r>
+    </w:p>
+    <w:p>
+      <w:pPr>
+        <w:pStyle w:val="NoSpacing"/>
+        <w:rPr>
+          <w:rFonts w:ascii="Consolas" w:hAnsi="Consolas"/>
+          <w:sz w:val="19"/>
+        </w:rPr>
+      </w:pPr>
+    </w:p>
+    <w:p>
+      <w:pPr>
+        <w:pStyle w:val="NoSpacing"/>
+        <w:rPr>
+          <w:rFonts w:ascii="Consolas" w:hAnsi="Consolas"/>
+          <w:sz w:val="19"/>
+        </w:rPr>
+      </w:pPr>
+      <w:r>
+        <w:rPr>
+          <w:rFonts w:ascii="Consolas" w:hAnsi="Consolas"/>
+          <w:sz w:val="19"/>
+        </w:rPr>
+        <w:t xml:space="preserve">            Console.WriteLine("Generating summary...");</w:t>
+      </w:r>
+    </w:p>
+    <w:p>
+      <w:pPr>
+        <w:pStyle w:val="NoSpacing"/>
+        <w:rPr>
+          <w:rFonts w:ascii="Consolas" w:hAnsi="Consolas"/>
+          <w:sz w:val="19"/>
+        </w:rPr>
+      </w:pPr>
+    </w:p>
+    <w:p>
+      <w:pPr>
+        <w:pStyle w:val="NoSpacing"/>
+        <w:rPr>
+          <w:rFonts w:ascii="Consolas" w:hAnsi="Consolas"/>
+          <w:sz w:val="19"/>
+        </w:rPr>
+      </w:pPr>
+      <w:r>
+        <w:rPr>
+          <w:rFonts w:ascii="Consolas" w:hAnsi="Consolas"/>
+          <w:sz w:val="19"/>
+        </w:rPr>
+        <w:t xml:space="preserve">            // Step 5: Execute the prompt</w:t>
+      </w:r>
+    </w:p>
+    <w:p>
+      <w:pPr>
+        <w:pStyle w:val="NoSpacing"/>
+        <w:rPr>
+          <w:rFonts w:ascii="Consolas" w:hAnsi="Consolas"/>
+          <w:sz w:val="19"/>
+        </w:rPr>
+      </w:pPr>
+      <w:r>
+        <w:rPr>
+          <w:rFonts w:ascii="Consolas" w:hAnsi="Consolas"/>
+          <w:sz w:val="19"/>
+        </w:rPr>
+        <w:t xml:space="preserve">            var result = await kernel.InvokePromptAsync(promptTemplate, aguments);</w:t>
+      </w:r>
+    </w:p>
+    <w:p>
+      <w:pPr>
+        <w:pStyle w:val="NoSpacing"/>
+        <w:rPr>
+          <w:rFonts w:ascii="Consolas" w:hAnsi="Consolas"/>
+          <w:sz w:val="19"/>
+        </w:rPr>
+      </w:pPr>
+    </w:p>
+    <w:p>
+      <w:pPr>
+        <w:pStyle w:val="NoSpacing"/>
+        <w:rPr>
+          <w:rFonts w:ascii="Consolas" w:hAnsi="Consolas"/>
+          <w:sz w:val="19"/>
+        </w:rPr>
+      </w:pPr>
+      <w:r>
+        <w:rPr>
+          <w:rFonts w:ascii="Consolas" w:hAnsi="Consolas"/>
+          <w:sz w:val="19"/>
+        </w:rPr>
+        <w:t xml:space="preserve">            // Step 6: Display the result</w:t>
+      </w:r>
+    </w:p>
+    <w:p>
+      <w:pPr>
+        <w:pStyle w:val="NoSpacing"/>
+        <w:rPr>
+          <w:rFonts w:ascii="Consolas" w:hAnsi="Consolas"/>
+          <w:sz w:val="19"/>
+        </w:rPr>
+      </w:pPr>
+      <w:r>
+        <w:rPr>
+          <w:rFonts w:ascii="Consolas" w:hAnsi="Consolas"/>
+          <w:sz w:val="19"/>
+        </w:rPr>
+        <w:t xml:space="preserve">            Console.WriteLine("--- AI Summary ---");</w:t>
+      </w:r>
+    </w:p>
+    <w:p>
+      <w:pPr>
+        <w:pStyle w:val="NoSpacing"/>
+        <w:rPr>
+          <w:rFonts w:ascii="Consolas" w:hAnsi="Consolas"/>
+          <w:sz w:val="19"/>
+        </w:rPr>
+      </w:pPr>
+      <w:r>
+        <w:rPr>
+          <w:rFonts w:ascii="Consolas" w:hAnsi="Consolas"/>
+          <w:sz w:val="19"/>
+        </w:rPr>
+        <w:t xml:space="preserve">            Console.WriteLine(result.ToString());</w:t>
+      </w:r>
+    </w:p>
+    <w:p>
+      <w:pPr>
+        <w:pStyle w:val="NoSpacing"/>
+        <w:rPr>
+          <w:rFonts w:ascii="Consolas" w:hAnsi="Consolas"/>
+          <w:sz w:val="19"/>
+        </w:rPr>
+      </w:pPr>
+      <w:r>
+        <w:rPr>
+          <w:rFonts w:ascii="Consolas" w:hAnsi="Consolas"/>
+          <w:sz w:val="19"/>
+        </w:rPr>
+        <w:t xml:space="preserve">            Console.WriteLine("------------------");</w:t>
+      </w:r>
+    </w:p>
+    <w:p>
+      <w:pPr>
+        <w:pStyle w:val="NoSpacing"/>
+        <w:rPr>
+          <w:rFonts w:ascii="Consolas" w:hAnsi="Consolas"/>
+          <w:sz w:val="19"/>
+        </w:rPr>
+      </w:pPr>
+    </w:p>
+    <w:p>
+      <w:pPr>
+        <w:pStyle w:val="NoSpacing"/>
+        <w:rPr>
+          <w:rFonts w:ascii="Consolas" w:hAnsi="Consolas"/>
+          <w:sz w:val="19"/>
+        </w:rPr>
+      </w:pPr>
+      <w:r>
+        <w:rPr>
+          <w:rFonts w:ascii="Consolas" w:hAnsi="Consolas"/>
+          <w:sz w:val="19"/>
+        </w:rPr>
+        <w:t xml:space="preserve">        }</w:t>
+      </w:r>
+    </w:p>
+    <w:p>
+      <w:pPr>
+        <w:pStyle w:val="NoSpacing"/>
+        <w:rPr>
+          <w:rFonts w:ascii="Consolas" w:hAnsi="Consolas"/>
+          <w:sz w:val="19"/>
+        </w:rPr>
+      </w:pPr>
+    </w:p>
+    <w:p>
+      <w:pPr>
+        <w:pStyle w:val="NoSpacing"/>
+        <w:rPr>
+          <w:rFonts w:ascii="Consolas" w:hAnsi="Consolas"/>
+          <w:sz w:val="19"/>
+        </w:rPr>
+      </w:pPr>
+      <w:r>
+        <w:rPr>
+          <w:rFonts w:ascii="Consolas" w:hAnsi="Consolas"/>
+          <w:sz w:val="19"/>
+        </w:rPr>
+        <w:t xml:space="preserve">        // Helper method to generate a long text file for our demo</w:t>
+      </w:r>
+    </w:p>
+    <w:p>
+      <w:pPr>
+        <w:pStyle w:val="NoSpacing"/>
+        <w:rPr>
+          <w:rFonts w:ascii="Consolas" w:hAnsi="Consolas"/>
+          <w:sz w:val="19"/>
+        </w:rPr>
+      </w:pPr>
+      <w:r>
+        <w:rPr>
+          <w:rFonts w:ascii="Consolas" w:hAnsi="Consolas"/>
+          <w:sz w:val="19"/>
+        </w:rPr>
+        <w:t xml:space="preserve">        static void CreateDummyArticle(string path)</w:t>
       </w:r>
     </w:p>
     <w:p>
@@ -533,349 +1160,135 @@
           <w:rFonts w:ascii="Consolas" w:hAnsi="Consolas"/>
           <w:sz w:val="19"/>
         </w:rPr>
-        <w:t xml:space="preserve">            // Step1: Initialize the Kernel</w:t>
-      </w:r>
-    </w:p>
-    <w:p>
-      <w:pPr>
-        <w:pStyle w:val="NoSpacing"/>
-        <w:rPr>
-          <w:rFonts w:ascii="Consolas" w:hAnsi="Consolas"/>
-          <w:sz w:val="19"/>
-        </w:rPr>
-      </w:pPr>
-      <w:r>
-        <w:rPr>
-          <w:rFonts w:ascii="Consolas" w:hAnsi="Consolas"/>
-          <w:sz w:val="19"/>
-        </w:rPr>
-        <w:t xml:space="preserve">            var builder = Kernel.CreateBuilder();</w:t>
-      </w:r>
-    </w:p>
-    <w:p>
-      <w:pPr>
-        <w:pStyle w:val="NoSpacing"/>
-        <w:rPr>
-          <w:rFonts w:ascii="Consolas" w:hAnsi="Consolas"/>
-          <w:sz w:val="19"/>
-        </w:rPr>
-      </w:pPr>
-      <w:r>
-        <w:rPr>
-          <w:rFonts w:ascii="Consolas" w:hAnsi="Consolas"/>
-          <w:sz w:val="19"/>
-        </w:rPr>
-        <w:t xml:space="preserve">            string apiKey = Environment.GetEnvironmentVariable("GEMINI_API_KEY") ?? throw new Exception("GEMINI_API_KEY environment variable not set.");</w:t>
-      </w:r>
-    </w:p>
-    <w:p>
-      <w:pPr>
-        <w:pStyle w:val="NoSpacing"/>
-        <w:rPr>
-          <w:rFonts w:ascii="Consolas" w:hAnsi="Consolas"/>
-          <w:sz w:val="19"/>
-        </w:rPr>
-      </w:pPr>
-      <w:r>
-        <w:rPr>
-          <w:rFonts w:ascii="Consolas" w:hAnsi="Consolas"/>
-          <w:sz w:val="19"/>
-        </w:rPr>
-        <w:t xml:space="preserve">            string modelId = "gemini-2.5-flash";</w:t>
-      </w:r>
-    </w:p>
-    <w:p>
-      <w:pPr>
-        <w:pStyle w:val="NoSpacing"/>
-        <w:rPr>
-          <w:rFonts w:ascii="Consolas" w:hAnsi="Consolas"/>
-          <w:sz w:val="19"/>
-        </w:rPr>
-      </w:pPr>
-    </w:p>
-    <w:p>
-      <w:pPr>
-        <w:pStyle w:val="NoSpacing"/>
-        <w:rPr>
-          <w:rFonts w:ascii="Consolas" w:hAnsi="Consolas"/>
-          <w:sz w:val="19"/>
-        </w:rPr>
-      </w:pPr>
-      <w:r>
-        <w:rPr>
-          <w:rFonts w:ascii="Consolas" w:hAnsi="Consolas"/>
-          <w:sz w:val="19"/>
-        </w:rPr>
-        <w:t xml:space="preserve">            builder.AddGoogleAIGeminiChatCompletion(modelId, apiKey);</w:t>
-      </w:r>
-    </w:p>
-    <w:p>
-      <w:pPr>
-        <w:pStyle w:val="NoSpacing"/>
-        <w:rPr>
-          <w:rFonts w:ascii="Consolas" w:hAnsi="Consolas"/>
-          <w:sz w:val="19"/>
-        </w:rPr>
-      </w:pPr>
-      <w:r>
-        <w:rPr>
-          <w:rFonts w:ascii="Consolas" w:hAnsi="Consolas"/>
-          <w:sz w:val="19"/>
-        </w:rPr>
-        <w:t xml:space="preserve">            Kernel kernel = builder.Build();</w:t>
-      </w:r>
-    </w:p>
-    <w:p>
-      <w:pPr>
-        <w:pStyle w:val="NoSpacing"/>
-        <w:rPr>
-          <w:rFonts w:ascii="Consolas" w:hAnsi="Consolas"/>
-          <w:sz w:val="19"/>
-        </w:rPr>
-      </w:pPr>
-    </w:p>
-    <w:p>
-      <w:pPr>
-        <w:pStyle w:val="NoSpacing"/>
-        <w:rPr>
-          <w:rFonts w:ascii="Consolas" w:hAnsi="Consolas"/>
-          <w:sz w:val="19"/>
-        </w:rPr>
-      </w:pPr>
-      <w:r>
-        <w:rPr>
-          <w:rFonts w:ascii="Consolas" w:hAnsi="Consolas"/>
-          <w:sz w:val="19"/>
-        </w:rPr>
-        <w:t xml:space="preserve">            // Step 2. Create text file for demonstration</w:t>
-      </w:r>
-    </w:p>
-    <w:p>
-      <w:pPr>
-        <w:pStyle w:val="NoSpacing"/>
-        <w:rPr>
-          <w:rFonts w:ascii="Consolas" w:hAnsi="Consolas"/>
-          <w:sz w:val="19"/>
-        </w:rPr>
-      </w:pPr>
-      <w:r>
-        <w:rPr>
-          <w:rFonts w:ascii="Consolas" w:hAnsi="Consolas"/>
-          <w:sz w:val="19"/>
-        </w:rPr>
-        <w:t xml:space="preserve">            string filePath = "article.txt";</w:t>
-      </w:r>
-    </w:p>
-    <w:p>
-      <w:pPr>
-        <w:pStyle w:val="NoSpacing"/>
-        <w:rPr>
-          <w:rFonts w:ascii="Consolas" w:hAnsi="Consolas"/>
-          <w:sz w:val="19"/>
-        </w:rPr>
-      </w:pPr>
-      <w:r>
-        <w:rPr>
-          <w:rFonts w:ascii="Consolas" w:hAnsi="Consolas"/>
-          <w:sz w:val="19"/>
-        </w:rPr>
-        <w:t xml:space="preserve">            CreateDummyArticle(filePath);</w:t>
-      </w:r>
-    </w:p>
-    <w:p>
-      <w:pPr>
-        <w:pStyle w:val="NoSpacing"/>
-        <w:rPr>
-          <w:rFonts w:ascii="Consolas" w:hAnsi="Consolas"/>
-          <w:sz w:val="19"/>
-        </w:rPr>
-      </w:pPr>
-    </w:p>
-    <w:p>
-      <w:pPr>
-        <w:pStyle w:val="NoSpacing"/>
-        <w:rPr>
-          <w:rFonts w:ascii="Consolas" w:hAnsi="Consolas"/>
-          <w:sz w:val="19"/>
-        </w:rPr>
-      </w:pPr>
-      <w:r>
-        <w:rPr>
-          <w:rFonts w:ascii="Consolas" w:hAnsi="Consolas"/>
-          <w:sz w:val="19"/>
-        </w:rPr>
-        <w:t xml:space="preserve">            Console.WriteLine("Reading article from file...");</w:t>
-      </w:r>
-    </w:p>
-    <w:p>
-      <w:pPr>
-        <w:pStyle w:val="NoSpacing"/>
-        <w:rPr>
-          <w:rFonts w:ascii="Consolas" w:hAnsi="Consolas"/>
-          <w:sz w:val="19"/>
-        </w:rPr>
-      </w:pPr>
-      <w:r>
-        <w:rPr>
-          <w:rFonts w:ascii="Consolas" w:hAnsi="Consolas"/>
-          <w:sz w:val="19"/>
-        </w:rPr>
-        <w:t xml:space="preserve">            string textToSummarize = await File.ReadAllTextAsync(filePath);</w:t>
-      </w:r>
-    </w:p>
-    <w:p>
-      <w:pPr>
-        <w:pStyle w:val="NoSpacing"/>
-        <w:rPr>
-          <w:rFonts w:ascii="Consolas" w:hAnsi="Consolas"/>
-          <w:sz w:val="19"/>
-        </w:rPr>
-      </w:pPr>
-    </w:p>
-    <w:p>
-      <w:pPr>
-        <w:pStyle w:val="NoSpacing"/>
-        <w:rPr>
-          <w:rFonts w:ascii="Consolas" w:hAnsi="Consolas"/>
-          <w:sz w:val="19"/>
-        </w:rPr>
-      </w:pPr>
-      <w:r>
-        <w:rPr>
-          <w:rFonts w:ascii="Consolas" w:hAnsi="Consolas"/>
-          <w:sz w:val="19"/>
-        </w:rPr>
-        <w:t xml:space="preserve">            // Step 3. Define the Prompt Template</w:t>
-      </w:r>
-    </w:p>
-    <w:p>
-      <w:pPr>
-        <w:pStyle w:val="NoSpacing"/>
-        <w:rPr>
-          <w:rFonts w:ascii="Consolas" w:hAnsi="Consolas"/>
-          <w:sz w:val="19"/>
-        </w:rPr>
-      </w:pPr>
-      <w:r>
-        <w:rPr>
-          <w:rFonts w:ascii="Consolas" w:hAnsi="Consolas"/>
-          <w:sz w:val="19"/>
-        </w:rPr>
-        <w:t xml:space="preserve">            // We use the {{$variableName}} syntax to indicate where the input text should be inserted in the prompt.</w:t>
-      </w:r>
-    </w:p>
-    <w:p>
-      <w:pPr>
-        <w:pStyle w:val="NoSpacing"/>
-        <w:rPr>
-          <w:rFonts w:ascii="Consolas" w:hAnsi="Consolas"/>
-          <w:sz w:val="19"/>
-        </w:rPr>
-      </w:pPr>
-      <w:r>
-        <w:rPr>
-          <w:rFonts w:ascii="Consolas" w:hAnsi="Consolas"/>
-          <w:sz w:val="19"/>
-        </w:rPr>
-        <w:t xml:space="preserve">            string promptTemplate = @"</w:t>
-      </w:r>
-    </w:p>
-    <w:p>
-      <w:pPr>
-        <w:pStyle w:val="NoSpacing"/>
-        <w:rPr>
-          <w:rFonts w:ascii="Consolas" w:hAnsi="Consolas"/>
-          <w:sz w:val="19"/>
-        </w:rPr>
-      </w:pPr>
-      <w:r>
-        <w:rPr>
-          <w:rFonts w:ascii="Consolas" w:hAnsi="Consolas"/>
-          <w:sz w:val="19"/>
-        </w:rPr>
-        <w:t xml:space="preserve">                Read the following text and summarize it into exactly 3 bullet points.</w:t>
-      </w:r>
-    </w:p>
-    <w:p>
-      <w:pPr>
-        <w:pStyle w:val="NoSpacing"/>
-        <w:rPr>
-          <w:rFonts w:ascii="Consolas" w:hAnsi="Consolas"/>
-          <w:sz w:val="19"/>
-        </w:rPr>
-      </w:pPr>
-      <w:r>
-        <w:rPr>
-          <w:rFonts w:ascii="Consolas" w:hAnsi="Consolas"/>
-          <w:sz w:val="19"/>
-        </w:rPr>
-        <w:t xml:space="preserve">                Focus on the main ideas and ingore minor details.</w:t>
-      </w:r>
-    </w:p>
-    <w:p>
-      <w:pPr>
-        <w:pStyle w:val="NoSpacing"/>
-        <w:rPr>
-          <w:rFonts w:ascii="Consolas" w:hAnsi="Consolas"/>
-          <w:sz w:val="19"/>
-        </w:rPr>
-      </w:pPr>
-    </w:p>
-    <w:p>
-      <w:pPr>
-        <w:pStyle w:val="NoSpacing"/>
-        <w:rPr>
-          <w:rFonts w:ascii="Consolas" w:hAnsi="Consolas"/>
-          <w:sz w:val="19"/>
-        </w:rPr>
-      </w:pPr>
-      <w:r>
-        <w:rPr>
-          <w:rFonts w:ascii="Consolas" w:hAnsi="Consolas"/>
-          <w:sz w:val="19"/>
-        </w:rPr>
-        <w:t xml:space="preserve">                TEXT TO SUMMARIZE:</w:t>
-      </w:r>
-    </w:p>
-    <w:p>
-      <w:pPr>
-        <w:pStyle w:val="NoSpacing"/>
-        <w:rPr>
-          <w:rFonts w:ascii="Consolas" w:hAnsi="Consolas"/>
-          <w:sz w:val="19"/>
-        </w:rPr>
-      </w:pPr>
-      <w:r>
-        <w:rPr>
-          <w:rFonts w:ascii="Consolas" w:hAnsi="Consolas"/>
-          <w:sz w:val="19"/>
-        </w:rPr>
-        <w:t xml:space="preserve">                {{$articleContent}}</w:t>
-      </w:r>
-    </w:p>
-    <w:p>
-      <w:pPr>
-        <w:pStyle w:val="NoSpacing"/>
-        <w:rPr>
-          <w:rFonts w:ascii="Consolas" w:hAnsi="Consolas"/>
-          <w:sz w:val="19"/>
-        </w:rPr>
-      </w:pPr>
-    </w:p>
-    <w:p>
-      <w:pPr>
-        <w:pStyle w:val="NoSpacing"/>
-        <w:rPr>
-          <w:rFonts w:ascii="Consolas" w:hAnsi="Consolas"/>
-          <w:sz w:val="19"/>
-        </w:rPr>
-      </w:pPr>
-      <w:r>
-        <w:rPr>
-          <w:rFonts w:ascii="Consolas" w:hAnsi="Consolas"/>
-          <w:sz w:val="19"/>
-        </w:rPr>
-        <w:t xml:space="preserve">                SUMMARY:</w:t>
+        <w:t xml:space="preserve">            string content = @"</w:t>
+      </w:r>
+    </w:p>
+    <w:p>
+      <w:pPr>
+        <w:pStyle w:val="NoSpacing"/>
+        <w:rPr>
+          <w:rFonts w:ascii="Consolas" w:hAnsi="Consolas"/>
+          <w:sz w:val="19"/>
+        </w:rPr>
+      </w:pPr>
+      <w:r>
+        <w:rPr>
+          <w:rFonts w:ascii="Consolas" w:hAnsi="Consolas"/>
+          <w:sz w:val="19"/>
+        </w:rPr>
+        <w:t xml:space="preserve">                Quantum computing is a rapidly emerging technology that harnesses the laws of quantum mechanics to solve problems too complex for classical computers.</w:t>
+      </w:r>
+    </w:p>
+    <w:p>
+      <w:pPr>
+        <w:pStyle w:val="NoSpacing"/>
+        <w:rPr>
+          <w:rFonts w:ascii="Consolas" w:hAnsi="Consolas"/>
+          <w:sz w:val="19"/>
+        </w:rPr>
+      </w:pPr>
+      <w:r>
+        <w:rPr>
+          <w:rFonts w:ascii="Consolas" w:hAnsi="Consolas"/>
+          <w:sz w:val="19"/>
+        </w:rPr>
+        <w:t xml:space="preserve">                Today, IBM Quantum makes real quantum hardware available to hundreds of thousands of developers. Engineers deliver regular updates to increasingly powerful</w:t>
+      </w:r>
+    </w:p>
+    <w:p>
+      <w:pPr>
+        <w:pStyle w:val="NoSpacing"/>
+        <w:rPr>
+          <w:rFonts w:ascii="Consolas" w:hAnsi="Consolas"/>
+          <w:sz w:val="19"/>
+        </w:rPr>
+      </w:pPr>
+      <w:r>
+        <w:rPr>
+          <w:rFonts w:ascii="Consolas" w:hAnsi="Consolas"/>
+          <w:sz w:val="19"/>
+        </w:rPr>
+        <w:t xml:space="preserve">                quantum systems and software. Classical computers, which include smartphones and laptops, encode information in binary 'bits' that can either be 0s or 1s.</w:t>
+      </w:r>
+    </w:p>
+    <w:p>
+      <w:pPr>
+        <w:pStyle w:val="NoSpacing"/>
+        <w:rPr>
+          <w:rFonts w:ascii="Consolas" w:hAnsi="Consolas"/>
+          <w:sz w:val="19"/>
+        </w:rPr>
+      </w:pPr>
+      <w:r>
+        <w:rPr>
+          <w:rFonts w:ascii="Consolas" w:hAnsi="Consolas"/>
+          <w:sz w:val="19"/>
+        </w:rPr>
+        <w:t xml:space="preserve">                In a quantum computer, the basic unit of memory is a quantum bit or qubit. Qubits are made using physical systems, such as the spin of an electron or</w:t>
+      </w:r>
+    </w:p>
+    <w:p>
+      <w:pPr>
+        <w:pStyle w:val="NoSpacing"/>
+        <w:rPr>
+          <w:rFonts w:ascii="Consolas" w:hAnsi="Consolas"/>
+          <w:sz w:val="19"/>
+        </w:rPr>
+      </w:pPr>
+      <w:r>
+        <w:rPr>
+          <w:rFonts w:ascii="Consolas" w:hAnsi="Consolas"/>
+          <w:sz w:val="19"/>
+        </w:rPr>
+        <w:t xml:space="preserve">                the orientation of a photon. Because of quantum properties like superposition and entanglement, a quantum computer can explore multiple solutions to a</w:t>
+      </w:r>
+    </w:p>
+    <w:p>
+      <w:pPr>
+        <w:pStyle w:val="NoSpacing"/>
+        <w:rPr>
+          <w:rFonts w:ascii="Consolas" w:hAnsi="Consolas"/>
+          <w:sz w:val="19"/>
+        </w:rPr>
+      </w:pPr>
+      <w:r>
+        <w:rPr>
+          <w:rFonts w:ascii="Consolas" w:hAnsi="Consolas"/>
+          <w:sz w:val="19"/>
+        </w:rPr>
+        <w:t xml:space="preserve">                problem simultaneously, making it exponentially faster for specific tasks like cryptography, material science, and complex optimization problems.</w:t>
+      </w:r>
+    </w:p>
+    <w:p>
+      <w:pPr>
+        <w:pStyle w:val="NoSpacing"/>
+        <w:rPr>
+          <w:rFonts w:ascii="Consolas" w:hAnsi="Consolas"/>
+          <w:sz w:val="19"/>
+        </w:rPr>
+      </w:pPr>
+      <w:r>
+        <w:rPr>
+          <w:rFonts w:ascii="Consolas" w:hAnsi="Consolas"/>
+          <w:sz w:val="19"/>
+        </w:rPr>
+        <w:t xml:space="preserve">                However, quantum computers are highly sensitive to their environment. Heat, electromagnetic fields, and collisions with air molecules can cause a qubit</w:t>
+      </w:r>
+    </w:p>
+    <w:p>
+      <w:pPr>
+        <w:pStyle w:val="NoSpacing"/>
+        <w:rPr>
+          <w:rFonts w:ascii="Consolas" w:hAnsi="Consolas"/>
+          <w:sz w:val="19"/>
+        </w:rPr>
+      </w:pPr>
+      <w:r>
+        <w:rPr>
+          <w:rFonts w:ascii="Consolas" w:hAnsi="Consolas"/>
+          <w:sz w:val="19"/>
+        </w:rPr>
+        <w:t xml:space="preserve">                to lose its quantum properties, a process known as decoherence.</w:t>
       </w:r>
     </w:p>
     <w:p>
@@ -902,224 +1315,12 @@
           <w:sz w:val="19"/>
         </w:rPr>
       </w:pPr>
-    </w:p>
-    <w:p>
-      <w:pPr>
-        <w:pStyle w:val="NoSpacing"/>
-        <w:rPr>
-          <w:rFonts w:ascii="Consolas" w:hAnsi="Consolas"/>
-          <w:sz w:val="19"/>
-        </w:rPr>
-      </w:pPr>
-      <w:r>
-        <w:rPr>
-          <w:rFonts w:ascii="Consolas" w:hAnsi="Consolas"/>
-          <w:sz w:val="19"/>
-        </w:rPr>
-        <w:t xml:space="preserve">            // Step 4: Map the variables to the prompt template</w:t>
-      </w:r>
-    </w:p>
-    <w:p>
-      <w:pPr>
-        <w:pStyle w:val="NoSpacing"/>
-        <w:rPr>
-          <w:rFonts w:ascii="Consolas" w:hAnsi="Consolas"/>
-          <w:sz w:val="19"/>
-        </w:rPr>
-      </w:pPr>
-      <w:r>
-        <w:rPr>
-          <w:rFonts w:ascii="Consolas" w:hAnsi="Consolas"/>
-          <w:sz w:val="19"/>
-        </w:rPr>
-        <w:t xml:space="preserve">            var aguments = new KernelArguments</w:t>
-      </w:r>
-    </w:p>
-    <w:p>
-      <w:pPr>
-        <w:pStyle w:val="NoSpacing"/>
-        <w:rPr>
-          <w:rFonts w:ascii="Consolas" w:hAnsi="Consolas"/>
-          <w:sz w:val="19"/>
-        </w:rPr>
-      </w:pPr>
-      <w:r>
-        <w:rPr>
-          <w:rFonts w:ascii="Consolas" w:hAnsi="Consolas"/>
-          <w:sz w:val="19"/>
-        </w:rPr>
-        <w:t xml:space="preserve">            {</w:t>
-      </w:r>
-    </w:p>
-    <w:p>
-      <w:pPr>
-        <w:pStyle w:val="NoSpacing"/>
-        <w:rPr>
-          <w:rFonts w:ascii="Consolas" w:hAnsi="Consolas"/>
-          <w:sz w:val="19"/>
-        </w:rPr>
-      </w:pPr>
-      <w:r>
-        <w:rPr>
-          <w:rFonts w:ascii="Consolas" w:hAnsi="Consolas"/>
-          <w:sz w:val="19"/>
-        </w:rPr>
-        <w:t xml:space="preserve">                { "articleContent", textToSummarize }</w:t>
-      </w:r>
-    </w:p>
-    <w:p>
-      <w:pPr>
-        <w:pStyle w:val="NoSpacing"/>
-        <w:rPr>
-          <w:rFonts w:ascii="Consolas" w:hAnsi="Consolas"/>
-          <w:sz w:val="19"/>
-        </w:rPr>
-      </w:pPr>
-      <w:r>
-        <w:rPr>
-          <w:rFonts w:ascii="Consolas" w:hAnsi="Consolas"/>
-          <w:sz w:val="19"/>
-        </w:rPr>
-        <w:t xml:space="preserve">            };</w:t>
-      </w:r>
-    </w:p>
-    <w:p>
-      <w:pPr>
-        <w:pStyle w:val="NoSpacing"/>
-        <w:rPr>
-          <w:rFonts w:ascii="Consolas" w:hAnsi="Consolas"/>
-          <w:sz w:val="19"/>
-        </w:rPr>
-      </w:pPr>
-    </w:p>
-    <w:p>
-      <w:pPr>
-        <w:pStyle w:val="NoSpacing"/>
-        <w:rPr>
-          <w:rFonts w:ascii="Consolas" w:hAnsi="Consolas"/>
-          <w:sz w:val="19"/>
-        </w:rPr>
-      </w:pPr>
-      <w:r>
-        <w:rPr>
-          <w:rFonts w:ascii="Consolas" w:hAnsi="Consolas"/>
-          <w:sz w:val="19"/>
-        </w:rPr>
-        <w:t xml:space="preserve">            Console.WriteLine("Generating summary...");</w:t>
-      </w:r>
-    </w:p>
-    <w:p>
-      <w:pPr>
-        <w:pStyle w:val="NoSpacing"/>
-        <w:rPr>
-          <w:rFonts w:ascii="Consolas" w:hAnsi="Consolas"/>
-          <w:sz w:val="19"/>
-        </w:rPr>
-      </w:pPr>
-    </w:p>
-    <w:p>
-      <w:pPr>
-        <w:pStyle w:val="NoSpacing"/>
-        <w:rPr>
-          <w:rFonts w:ascii="Consolas" w:hAnsi="Consolas"/>
-          <w:sz w:val="19"/>
-        </w:rPr>
-      </w:pPr>
-      <w:r>
-        <w:rPr>
-          <w:rFonts w:ascii="Consolas" w:hAnsi="Consolas"/>
-          <w:sz w:val="19"/>
-        </w:rPr>
-        <w:t xml:space="preserve">            // Step 5: Execute the prompt</w:t>
-      </w:r>
-    </w:p>
-    <w:p>
-      <w:pPr>
-        <w:pStyle w:val="NoSpacing"/>
-        <w:rPr>
-          <w:rFonts w:ascii="Consolas" w:hAnsi="Consolas"/>
-          <w:sz w:val="19"/>
-        </w:rPr>
-      </w:pPr>
-      <w:r>
-        <w:rPr>
-          <w:rFonts w:ascii="Consolas" w:hAnsi="Consolas"/>
-          <w:sz w:val="19"/>
-        </w:rPr>
-        <w:t xml:space="preserve">            var result = await kernel.InvokePromptAsync(promptTemplate, aguments);</w:t>
-      </w:r>
-    </w:p>
-    <w:p>
-      <w:pPr>
-        <w:pStyle w:val="NoSpacing"/>
-        <w:rPr>
-          <w:rFonts w:ascii="Consolas" w:hAnsi="Consolas"/>
-          <w:sz w:val="19"/>
-        </w:rPr>
-      </w:pPr>
-    </w:p>
-    <w:p>
-      <w:pPr>
-        <w:pStyle w:val="NoSpacing"/>
-        <w:rPr>
-          <w:rFonts w:ascii="Consolas" w:hAnsi="Consolas"/>
-          <w:sz w:val="19"/>
-        </w:rPr>
-      </w:pPr>
-      <w:r>
-        <w:rPr>
-          <w:rFonts w:ascii="Consolas" w:hAnsi="Consolas"/>
-          <w:sz w:val="19"/>
-        </w:rPr>
-        <w:t xml:space="preserve">            // Step 6: Display the result</w:t>
-      </w:r>
-    </w:p>
-    <w:p>
-      <w:pPr>
-        <w:pStyle w:val="NoSpacing"/>
-        <w:rPr>
-          <w:rFonts w:ascii="Consolas" w:hAnsi="Consolas"/>
-          <w:sz w:val="19"/>
-        </w:rPr>
-      </w:pPr>
-      <w:r>
-        <w:rPr>
-          <w:rFonts w:ascii="Consolas" w:hAnsi="Consolas"/>
-          <w:sz w:val="19"/>
-        </w:rPr>
-        <w:t xml:space="preserve">            Console.WriteLine("--- AI Summary ---");</w:t>
-      </w:r>
-    </w:p>
-    <w:p>
-      <w:pPr>
-        <w:pStyle w:val="NoSpacing"/>
-        <w:rPr>
-          <w:rFonts w:ascii="Consolas" w:hAnsi="Consolas"/>
-          <w:sz w:val="19"/>
-        </w:rPr>
-      </w:pPr>
-      <w:r>
-        <w:rPr>
-          <w:rFonts w:ascii="Consolas" w:hAnsi="Consolas"/>
-          <w:sz w:val="19"/>
-        </w:rPr>
-        <w:t xml:space="preserve">            Console.WriteLine(result.ToString());</w:t>
-      </w:r>
-    </w:p>
-    <w:p>
-      <w:pPr>
-        <w:pStyle w:val="NoSpacing"/>
-        <w:rPr>
-          <w:rFonts w:ascii="Consolas" w:hAnsi="Consolas"/>
-          <w:sz w:val="19"/>
-        </w:rPr>
-      </w:pPr>
-      <w:r>
-        <w:rPr>
-          <w:rFonts w:ascii="Consolas" w:hAnsi="Consolas"/>
-          <w:sz w:val="19"/>
-        </w:rPr>
-        <w:t xml:space="preserve">            Console.WriteLine("------------------");</w:t>
+      <w:r>
+        <w:rPr>
+          <w:rFonts w:ascii="Consolas" w:hAnsi="Consolas"/>
+          <w:sz w:val="19"/>
+        </w:rPr>
+        <w:t xml:space="preserve">            File.WriteAllText(path, content.Trim());</w:t>
       </w:r>
     </w:p>
     <w:p>
@@ -1146,159 +1347,6 @@
           <w:sz w:val="19"/>
         </w:rPr>
       </w:pPr>
-    </w:p>
-    <w:p>
-      <w:pPr>
-        <w:pStyle w:val="NoSpacing"/>
-        <w:rPr>
-          <w:rFonts w:ascii="Consolas" w:hAnsi="Consolas"/>
-          <w:sz w:val="19"/>
-        </w:rPr>
-      </w:pPr>
-      <w:r>
-        <w:rPr>
-          <w:rFonts w:ascii="Consolas" w:hAnsi="Consolas"/>
-          <w:sz w:val="19"/>
-        </w:rPr>
-        <w:t xml:space="preserve">        // Helper method to generate a long text file for our demo</w:t>
-      </w:r>
-    </w:p>
-    <w:p>
-      <w:pPr>
-        <w:pStyle w:val="NoSpacing"/>
-        <w:rPr>
-          <w:rFonts w:ascii="Consolas" w:hAnsi="Consolas"/>
-          <w:sz w:val="19"/>
-        </w:rPr>
-      </w:pPr>
-      <w:r>
-        <w:rPr>
-          <w:rFonts w:ascii="Consolas" w:hAnsi="Consolas"/>
-          <w:sz w:val="19"/>
-        </w:rPr>
-        <w:t xml:space="preserve">        static void CreateDummyArticle(string path)</w:t>
-      </w:r>
-    </w:p>
-    <w:p>
-      <w:pPr>
-        <w:pStyle w:val="NoSpacing"/>
-        <w:rPr>
-          <w:rFonts w:ascii="Consolas" w:hAnsi="Consolas"/>
-          <w:sz w:val="19"/>
-        </w:rPr>
-      </w:pPr>
-      <w:r>
-        <w:rPr>
-          <w:rFonts w:ascii="Consolas" w:hAnsi="Consolas"/>
-          <w:sz w:val="19"/>
-        </w:rPr>
-        <w:t xml:space="preserve">        {</w:t>
-      </w:r>
-    </w:p>
-    <w:p>
-      <w:pPr>
-        <w:pStyle w:val="NoSpacing"/>
-        <w:rPr>
-          <w:rFonts w:ascii="Consolas" w:hAnsi="Consolas"/>
-          <w:sz w:val="19"/>
-        </w:rPr>
-      </w:pPr>
-      <w:r>
-        <w:rPr>
-          <w:rFonts w:ascii="Consolas" w:hAnsi="Consolas"/>
-          <w:sz w:val="19"/>
-        </w:rPr>
-        <w:t xml:space="preserve">            string content = @"</w:t>
-      </w:r>
-    </w:p>
-    <w:p>
-      <w:pPr>
-        <w:pStyle w:val="NoSpacing"/>
-        <w:rPr>
-          <w:rFonts w:ascii="Consolas" w:hAnsi="Consolas"/>
-          <w:sz w:val="19"/>
-        </w:rPr>
-      </w:pPr>
-      <w:r>
-        <w:rPr>
-          <w:rFonts w:ascii="Consolas" w:hAnsi="Consolas"/>
-          <w:sz w:val="19"/>
-        </w:rPr>
-        <w:t xml:space="preserve">                Quantum computing is a rapidly emerging technology that harnesses the laws of quantum mechanics to solve problems too complex for classical computers.</w:t>
-      </w:r>
-    </w:p>
-    <w:p>
-      <w:pPr>
-        <w:pStyle w:val="NoSpacing"/>
-        <w:rPr>
-          <w:rFonts w:ascii="Consolas" w:hAnsi="Consolas"/>
-          <w:sz w:val="19"/>
-        </w:rPr>
-      </w:pPr>
-      <w:r>
-        <w:rPr>
-          <w:rFonts w:ascii="Consolas" w:hAnsi="Consolas"/>
-          <w:sz w:val="19"/>
-        </w:rPr>
-        <w:t xml:space="preserve">                ...</w:t>
-      </w:r>
-    </w:p>
-    <w:p>
-      <w:pPr>
-        <w:pStyle w:val="NoSpacing"/>
-        <w:rPr>
-          <w:rFonts w:ascii="Consolas" w:hAnsi="Consolas"/>
-          <w:sz w:val="19"/>
-        </w:rPr>
-      </w:pPr>
-      <w:r>
-        <w:rPr>
-          <w:rFonts w:ascii="Consolas" w:hAnsi="Consolas"/>
-          <w:sz w:val="19"/>
-        </w:rPr>
-        <w:t xml:space="preserve">            ";</w:t>
-      </w:r>
-    </w:p>
-    <w:p>
-      <w:pPr>
-        <w:pStyle w:val="NoSpacing"/>
-        <w:rPr>
-          <w:rFonts w:ascii="Consolas" w:hAnsi="Consolas"/>
-          <w:sz w:val="19"/>
-        </w:rPr>
-      </w:pPr>
-      <w:r>
-        <w:rPr>
-          <w:rFonts w:ascii="Consolas" w:hAnsi="Consolas"/>
-          <w:sz w:val="19"/>
-        </w:rPr>
-        <w:t xml:space="preserve">            File.WriteAllText(path, content.Trim());</w:t>
-      </w:r>
-    </w:p>
-    <w:p>
-      <w:pPr>
-        <w:pStyle w:val="NoSpacing"/>
-        <w:rPr>
-          <w:rFonts w:ascii="Consolas" w:hAnsi="Consolas"/>
-          <w:sz w:val="19"/>
-        </w:rPr>
-      </w:pPr>
-      <w:r>
-        <w:rPr>
-          <w:rFonts w:ascii="Consolas" w:hAnsi="Consolas"/>
-          <w:sz w:val="19"/>
-        </w:rPr>
-        <w:t xml:space="preserve">        }</w:t>
-      </w:r>
-    </w:p>
-    <w:p>
-      <w:pPr>
-        <w:pStyle w:val="NoSpacing"/>
-        <w:rPr>
-          <w:rFonts w:ascii="Consolas" w:hAnsi="Consolas"/>
-          <w:sz w:val="19"/>
-        </w:rPr>
-      </w:pPr>
       <w:r>
         <w:rPr>
           <w:rFonts w:ascii="Consolas" w:hAnsi="Consolas"/>
@@ -1323,14 +1371,7 @@
         <w:t>}</w:t>
       </w:r>
     </w:p>
-    <w:p>
-      <w:pPr>
-        <w:rPr>
-          <w:rFonts w:ascii="Calibri" w:hAnsi="Calibri" w:cs="Calibri"/>
-          <w:sz w:val="22"/>
-        </w:rPr>
-      </w:pPr>
-    </w:p>
+    <w:p/>
     <w:p>
       <w:pPr>
         <w:pStyle w:val="Heading2"/>
@@ -1340,227 +1381,77 @@
       </w:r>
     </w:p>
     <w:p>
-      <w:pPr>
-        <w:rPr>
-          <w:rFonts w:ascii="Calibri" w:hAnsi="Calibri" w:cs="Calibri"/>
-          <w:sz w:val="22"/>
-        </w:rPr>
-      </w:pPr>
-      <w:r>
-        <w:rPr>
-          <w:rFonts w:ascii="Calibri" w:hAnsi="Calibri" w:cs="Calibri"/>
+      <w:r>
+        <w:rPr>
           <w:b/>
-          <w:sz w:val="22"/>
-        </w:rPr>
-        <w:t>Steps 1 &amp; 2: Setup and Data Ingestion.</w:t>
-      </w:r>
-      <w:r>
-        <w:rPr>
-          <w:rFonts w:ascii="Calibri" w:hAnsi="Calibri" w:cs="Calibri"/>
-          <w:sz w:val="22"/>
-        </w:rPr>
-        <w:t xml:space="preserve"> We set up the Kernel exactly as we did in Day 1. Instead of asking a user for input via the console, we read a block of text from a local file (</w:t>
-      </w:r>
-      <w:r>
-        <w:rPr>
-          <w:rFonts w:ascii="Consolas" w:hAnsi="Consolas" w:cs="Calibri"/>
-          <w:sz w:val="20"/>
-        </w:rPr>
-        <w:t>article.txt</w:t>
-      </w:r>
-      <w:r>
-        <w:rPr>
-          <w:rFonts w:ascii="Calibri" w:hAnsi="Calibri" w:cs="Calibri"/>
-          <w:sz w:val="22"/>
-        </w:rPr>
-        <w:t>).</w:t>
-      </w:r>
-    </w:p>
-    <w:p>
-      <w:pPr>
-        <w:rPr>
-          <w:rFonts w:ascii="Calibri" w:hAnsi="Calibri" w:cs="Calibri"/>
-          <w:sz w:val="22"/>
-        </w:rPr>
-      </w:pPr>
-    </w:p>
-    <w:p>
-      <w:pPr>
-        <w:rPr>
-          <w:rFonts w:ascii="Calibri" w:hAnsi="Calibri" w:cs="Calibri"/>
-          <w:sz w:val="22"/>
-        </w:rPr>
-      </w:pPr>
-      <w:r>
-        <w:rPr>
-          <w:rFonts w:ascii="Calibri" w:hAnsi="Calibri" w:cs="Calibri"/>
+        </w:rPr>
+        <w:t>Step 1: Setup.</w:t>
+      </w:r>
+      <w:r>
+        <w:t xml:space="preserve"> We set up the Kernel exactly as we did in Day 1 — `Kernel.CreateBuilder()`, `AddGoogleAIGeminiChatCompletion()`, `Build()` — except this time using the `gemini-2.5-flash` model instead of the `flash-lite` variant. The setup boilerplate stays identical across lessons; only what we do with the built `kernel` changes.</w:t>
+      </w:r>
+    </w:p>
+    <w:p/>
+    <w:p>
+      <w:r>
+        <w:rPr>
           <w:b/>
-          <w:sz w:val="22"/>
+        </w:rPr>
+        <w:t>Step 2: Data Ingestion from a File.</w:t>
+      </w:r>
+      <w:r>
+        <w:t xml:space="preserve"> Instead of asking a user for input via the console like Day 1 did, this program reads a block of text from a local file. `CreateDummyArticle` writes a canned article about quantum computing to `article.txt` so the demo is reproducible without requiring the student to supply their own file, and then `File.ReadAllTextAsync` reads it back into `textToSummarize`.</w:t>
+      </w:r>
+    </w:p>
+    <w:p/>
+    <w:p>
+      <w:r>
+        <w:rPr>
+          <w:b/>
         </w:rPr>
         <w:t>Step 3: Defining the Prompt Template.</w:t>
       </w:r>
       <w:r>
-        <w:rPr>
-          <w:rFonts w:ascii="Calibri" w:hAnsi="Calibri" w:cs="Calibri"/>
-          <w:sz w:val="22"/>
-        </w:rPr>
-        <w:t xml:space="preserve"> We use a C# verbatim string (</w:t>
-      </w:r>
-      <w:r>
-        <w:rPr>
-          <w:rFonts w:ascii="Consolas" w:hAnsi="Consolas" w:cs="Calibri"/>
-          <w:sz w:val="20"/>
-        </w:rPr>
-        <w:t>@"..."</w:t>
-      </w:r>
-      <w:r>
-        <w:rPr>
-          <w:rFonts w:ascii="Calibri" w:hAnsi="Calibri" w:cs="Calibri"/>
-          <w:sz w:val="22"/>
-        </w:rPr>
-        <w:t xml:space="preserve">) to define our instructions. By writing </w:t>
-      </w:r>
-      <w:r>
-        <w:rPr>
-          <w:rFonts w:ascii="Consolas" w:hAnsi="Consolas" w:cs="Calibri"/>
-          <w:sz w:val="20"/>
-        </w:rPr>
-        <w:t>{{$articleContent}}</w:t>
-      </w:r>
-      <w:r>
-        <w:rPr>
-          <w:rFonts w:ascii="Calibri" w:hAnsi="Calibri" w:cs="Calibri"/>
-          <w:sz w:val="22"/>
-        </w:rPr>
-        <w:t>, we define a "hole" in our prompt — static rules plus dynamic data.</w:t>
-      </w:r>
-    </w:p>
-    <w:p>
-      <w:pPr>
-        <w:rPr>
-          <w:rFonts w:ascii="Calibri" w:hAnsi="Calibri" w:cs="Calibri"/>
-          <w:sz w:val="22"/>
-        </w:rPr>
-      </w:pPr>
-    </w:p>
-    <w:p>
-      <w:pPr>
-        <w:rPr>
-          <w:rFonts w:ascii="Calibri" w:hAnsi="Calibri" w:cs="Calibri"/>
-          <w:sz w:val="22"/>
-        </w:rPr>
-      </w:pPr>
-      <w:r>
-        <w:rPr>
-          <w:rFonts w:ascii="Calibri" w:hAnsi="Calibri" w:cs="Calibri"/>
+        <w:t xml:space="preserve"> We use a C# verbatim string (`@"..."`) to define our instructions. By writing `{{$articleContent}}` inside that string, we define a "hole" in our prompt — the static rules ("summarize into exactly 3 bullet points...") stay fixed, while the dynamic data (the actual article text) gets substituted in at runtime. This is the essence of a Prompt Template: one reusable instruction set, many possible inputs.</w:t>
+      </w:r>
+    </w:p>
+    <w:p/>
+    <w:p>
+      <w:r>
+        <w:rPr>
           <w:b/>
-          <w:sz w:val="22"/>
         </w:rPr>
         <w:t>Step 4: KernelArguments.</w:t>
       </w:r>
       <w:r>
-        <w:rPr>
-          <w:rFonts w:ascii="Calibri" w:hAnsi="Calibri" w:cs="Calibri"/>
-          <w:sz w:val="22"/>
-        </w:rPr>
-        <w:t xml:space="preserve"> </w:t>
-      </w:r>
-      <w:r>
-        <w:rPr>
-          <w:rFonts w:ascii="Consolas" w:hAnsi="Consolas" w:cs="Calibri"/>
-          <w:sz w:val="20"/>
-        </w:rPr>
-        <w:t>KernelArguments</w:t>
-      </w:r>
-      <w:r>
-        <w:rPr>
-          <w:rFonts w:ascii="Calibri" w:hAnsi="Calibri" w:cs="Calibri"/>
-          <w:sz w:val="22"/>
-        </w:rPr>
-        <w:t xml:space="preserve"> bridges the gap between your C# code and the Semantic Kernel prompt engine. The key </w:t>
-      </w:r>
-      <w:r>
-        <w:rPr>
-          <w:rFonts w:ascii="Consolas" w:hAnsi="Consolas" w:cs="Calibri"/>
-          <w:sz w:val="20"/>
-        </w:rPr>
-        <w:t>"articleContent"</w:t>
-      </w:r>
-      <w:r>
-        <w:rPr>
-          <w:rFonts w:ascii="Calibri" w:hAnsi="Calibri" w:cs="Calibri"/>
-          <w:sz w:val="22"/>
-        </w:rPr>
-        <w:t xml:space="preserve"> matches the variable name inside </w:t>
-      </w:r>
-      <w:r>
-        <w:rPr>
-          <w:rFonts w:ascii="Consolas" w:hAnsi="Consolas" w:cs="Calibri"/>
-          <w:sz w:val="20"/>
-        </w:rPr>
-        <w:t>{{ ... }}</w:t>
-      </w:r>
-      <w:r>
-        <w:rPr>
-          <w:rFonts w:ascii="Calibri" w:hAnsi="Calibri" w:cs="Calibri"/>
-          <w:sz w:val="22"/>
-        </w:rPr>
-        <w:t>.</w:t>
-      </w:r>
-    </w:p>
-    <w:p>
-      <w:pPr>
-        <w:rPr>
-          <w:rFonts w:ascii="Calibri" w:hAnsi="Calibri" w:cs="Calibri"/>
-          <w:sz w:val="22"/>
-        </w:rPr>
-      </w:pPr>
-    </w:p>
-    <w:p>
-      <w:pPr>
-        <w:rPr>
-          <w:rFonts w:ascii="Calibri" w:hAnsi="Calibri" w:cs="Calibri"/>
-          <w:sz w:val="22"/>
-        </w:rPr>
-      </w:pPr>
-      <w:r>
-        <w:rPr>
-          <w:rFonts w:ascii="Calibri" w:hAnsi="Calibri" w:cs="Calibri"/>
+        <w:t xml:space="preserve"> `KernelArguments` bridges the gap between your C# code and the Semantic Kernel prompt engine. It behaves like a dictionary initializer: the key `"articleContent"` must match the variable name written inside `{{$articleContent}}` in the template exactly, or the substitution silently fails to find a value.</w:t>
+      </w:r>
+    </w:p>
+    <w:p/>
+    <w:p>
+      <w:r>
+        <w:rPr>
           <w:b/>
-          <w:sz w:val="22"/>
         </w:rPr>
         <w:t>Step 5: InvokePromptAsync.</w:t>
       </w:r>
       <w:r>
-        <w:rPr>
-          <w:rFonts w:ascii="Calibri" w:hAnsi="Calibri" w:cs="Calibri"/>
-          <w:sz w:val="22"/>
-        </w:rPr>
-        <w:t xml:space="preserve"> Instead of using the Chat Completion Service directly with a </w:t>
-      </w:r>
-      <w:r>
-        <w:rPr>
-          <w:rFonts w:ascii="Consolas" w:hAnsi="Consolas" w:cs="Calibri"/>
-          <w:sz w:val="20"/>
-        </w:rPr>
-        <w:t>ChatHistory</w:t>
-      </w:r>
-      <w:r>
-        <w:rPr>
-          <w:rFonts w:ascii="Calibri" w:hAnsi="Calibri" w:cs="Calibri"/>
-          <w:sz w:val="22"/>
-        </w:rPr>
-        <w:t xml:space="preserve"> loop like Day 1, we pass our prompt and arguments directly into the kernel. This transforms the AI from a conversational partner into a utility function — a true Reduction Agent.</w:t>
-      </w:r>
-    </w:p>
-    <w:p>
-      <w:pPr>
-        <w:rPr>
-          <w:rFonts w:ascii="Calibri" w:hAnsi="Calibri" w:cs="Calibri"/>
-          <w:sz w:val="22"/>
-        </w:rPr>
-      </w:pPr>
-    </w:p>
+        <w:t xml:space="preserve"> Instead of using the chat completion service directly with a `ChatHistory` loop like Day 1, we pass our prompt template and arguments directly into `kernel.InvokePromptAsync()`. Semantic Kernel renders the template (substituting in the article text), sends the fully-resolved prompt to Gemini, and returns a `FunctionResult`. This transforms the AI from a conversational partner into a utility function — a true Reduction Agent that takes an input and deterministically produces one kind of output, with no memory or persona required.</w:t>
+      </w:r>
+    </w:p>
+    <w:p/>
+    <w:p>
+      <w:r>
+        <w:rPr>
+          <w:b/>
+        </w:rPr>
+        <w:t>Step 6: Displaying the Result.</w:t>
+      </w:r>
+      <w:r>
+        <w:t xml:space="preserve"> `result.ToString()` extracts the model's text response. Because there's no ongoing chat state to maintain here, there's nothing to append back to — unlike Day 1, this program runs once and exits.</w:t>
+      </w:r>
+    </w:p>
+    <w:p/>
     <w:p>
       <w:pPr>
         <w:pStyle w:val="Heading2"/>
@@ -1614,65 +1505,72 @@
           <w:rFonts w:ascii="Consolas" w:hAnsi="Consolas"/>
           <w:sz w:val="19"/>
         </w:rPr>
-        <w:t>--- AI SUMMARY ---</w:t>
-      </w:r>
-    </w:p>
-    <w:p>
-      <w:pPr>
-        <w:pStyle w:val="NoSpacing"/>
-        <w:rPr>
-          <w:rFonts w:ascii="Consolas" w:hAnsi="Consolas"/>
-          <w:sz w:val="19"/>
-        </w:rPr>
-      </w:pPr>
-      <w:r>
-        <w:rPr>
-          <w:rFonts w:ascii="Consolas" w:hAnsi="Consolas"/>
-          <w:sz w:val="19"/>
-        </w:rPr>
-        <w:t>Quantum computing uses the principles of quantum mechanics to solve complex problems exponentially faster than classical computers by utilizing qubits.</w:t>
-      </w:r>
-    </w:p>
-    <w:p>
-      <w:pPr>
-        <w:pStyle w:val="NoSpacing"/>
-        <w:rPr>
-          <w:rFonts w:ascii="Consolas" w:hAnsi="Consolas"/>
-          <w:sz w:val="19"/>
-        </w:rPr>
-      </w:pPr>
-      <w:r>
-        <w:rPr>
-          <w:rFonts w:ascii="Consolas" w:hAnsi="Consolas"/>
-          <w:sz w:val="19"/>
-        </w:rPr>
-        <w:t>Qubits differ from classical bits because properties like superposition and entanglement allow them to explore multiple solutions simultaneously.</w:t>
-      </w:r>
-    </w:p>
-    <w:p>
-      <w:pPr>
-        <w:pStyle w:val="NoSpacing"/>
-        <w:rPr>
-          <w:rFonts w:ascii="Consolas" w:hAnsi="Consolas"/>
-          <w:sz w:val="19"/>
-        </w:rPr>
-      </w:pPr>
-      <w:r>
-        <w:rPr>
-          <w:rFonts w:ascii="Consolas" w:hAnsi="Consolas"/>
-          <w:sz w:val="19"/>
-        </w:rPr>
-        <w:t>A major challenge in quantum computing is "decoherence," where environmental factors like heat or electromagnetic fields cause qubits to lose their quantum properties.</w:t>
-      </w:r>
-    </w:p>
-    <w:p>
-      <w:pPr>
-        <w:pStyle w:val="NoSpacing"/>
-        <w:rPr>
-          <w:rFonts w:ascii="Consolas" w:hAnsi="Consolas"/>
-          <w:sz w:val="19"/>
-        </w:rPr>
-      </w:pPr>
+        <w:t>--- AI Summary ---</w:t>
+      </w:r>
+    </w:p>
+    <w:p>
+      <w:pPr>
+        <w:pStyle w:val="NoSpacing"/>
+        <w:rPr>
+          <w:rFonts w:ascii="Consolas" w:hAnsi="Consolas"/>
+          <w:sz w:val="19"/>
+        </w:rPr>
+      </w:pPr>
+      <w:r>
+        <w:rPr>
+          <w:rFonts w:ascii="Consolas" w:hAnsi="Consolas"/>
+          <w:sz w:val="19"/>
+        </w:rPr>
+        <w:t>- Quantum computing leverages quantum mechanics (superposition and entanglement) to explore multiple solutions simultaneously, offering exponential speedups for problems like cryptography and optimization that are intractable for classical computers.</w:t>
+      </w:r>
+    </w:p>
+    <w:p>
+      <w:pPr>
+        <w:pStyle w:val="NoSpacing"/>
+        <w:rPr>
+          <w:rFonts w:ascii="Consolas" w:hAnsi="Consolas"/>
+          <w:sz w:val="19"/>
+        </w:rPr>
+      </w:pPr>
+      <w:r>
+        <w:rPr>
+          <w:rFonts w:ascii="Consolas" w:hAnsi="Consolas"/>
+          <w:sz w:val="19"/>
+        </w:rPr>
+        <w:t>- Unlike classical bits (0s or 1s), quantum computers use qubits, made from physical systems such as electron spin or photon orientation, as their basic unit of information.</w:t>
+      </w:r>
+    </w:p>
+    <w:p>
+      <w:pPr>
+        <w:pStyle w:val="NoSpacing"/>
+        <w:rPr>
+          <w:rFonts w:ascii="Consolas" w:hAnsi="Consolas"/>
+          <w:sz w:val="19"/>
+        </w:rPr>
+      </w:pPr>
+      <w:r>
+        <w:rPr>
+          <w:rFonts w:ascii="Consolas" w:hAnsi="Consolas"/>
+          <w:sz w:val="19"/>
+        </w:rPr>
+        <w:t>- Quantum systems are highly fragile: environmental factors like heat, electromagnetic fields, and air molecule collisions can cause decoherence, making qubits lose their quantum properties.</w:t>
+      </w:r>
+    </w:p>
+    <w:p>
+      <w:pPr>
+        <w:pStyle w:val="NoSpacing"/>
+        <w:rPr>
+          <w:rFonts w:ascii="Consolas" w:hAnsi="Consolas"/>
+          <w:sz w:val="19"/>
+        </w:rPr>
+      </w:pPr>
+      <w:r>
+        <w:rPr>
+          <w:rFonts w:ascii="Consolas" w:hAnsi="Consolas"/>
+          <w:sz w:val="19"/>
+        </w:rPr>
+        <w:t>------------------</w:t>
+      </w:r>
     </w:p>
     <w:sectPr>
       <w:pgSz w:w="12240" w:h="15840"/>
@@ -1687,6 +1585,23 @@
 <file path=word/numbering.xml><?xml version="1.0" encoding="utf-8"?>
 <w:numbering xmlns:wpc="http://schemas.microsoft.com/office/word/2010/wordprocessingCanvas" xmlns:cx="http://schemas.microsoft.com/office/drawing/2014/chartex" xmlns:cx1="http://schemas.microsoft.com/office/drawing/2015/9/8/chartex" xmlns:cx2="http://schemas.microsoft.com/office/drawing/2015/10/21/chartex" xmlns:cx3="http://schemas.microsoft.com/office/drawing/2016/5/9/chartex" xmlns:cx4="http://schemas.microsoft.com/office/drawing/2016/5/10/chartex" xmlns:cx5="http://schemas.microsoft.com/office/drawing/2016/5/11/chartex" xmlns:cx6="http://schemas.microsoft.com/office/drawing/2016/5/12/chartex" xmlns:cx7="http://schemas.microsoft.com/office/drawing/2016/5/13/chartex" xmlns:cx8="http://schemas.microsoft.com/office/drawing/2016/5/14/chartex" xmlns:mc="http://schemas.openxmlformats.org/markup-compatibility/2006" xmlns:aink="http://schemas.microsoft.com/office/drawing/2016/ink" xmlns:am3d="http://schemas.microsoft.com/office/drawing/2017/model3d" xmlns:o="urn:schemas-microsoft-com:office:office" xmlns:oel="http://schemas.microsoft.com/office/2019/extlst" xmlns:r="http://schemas.openxmlformats.org/officeDocument/2006/relationships" xmlns:m="http://schemas.openxmlformats.org/officeDocument/2006/math" xmlns:v="urn:schemas-microsoft-com:vml" xmlns:wp14="http://schemas.microsoft.com/office/word/2010/wordprocessingDrawing" xmlns:wp="http://schemas.openxmlformats.org/drawingml/2006/wordprocessingDrawing" xmlns:w10="urn:schemas-microsoft-com:office:word" xmlns:w="http://schemas.openxmlformats.org/wordprocessingml/2006/main" xmlns:w14="http://schemas.microsoft.com/office/word/2010/wordml" xmlns:w15="http://schemas.microsoft.com/office/word/2012/wordml" xmlns:w16cei="http://schemas.microsoft.com/office/word/2026/wordml/cei" xmlns:w16cex="http://schemas.microsoft.com/office/word/2018/wordml/cex" xmlns:w16cid="http://schemas.microsoft.com/office/word/2016/wordml/cid" xmlns:w16="http://schemas.microsoft.com/office/word/2018/wordml" xmlns:w16du="http://schemas.microsoft.com/office/word/2023/wordml/word16du" xmlns:w16sdtdh="http://schemas.microsoft.com/office/word/2020/wordml/sdtdatahash" xmlns:w16sdtfl="http://schemas.microsoft.com/office/word/2024/wordml/sdtformatlock" xmlns:w16se="http://schemas.microsoft.com/office/word/2015/wordml/symex" xmlns:wpg="http://schemas.microsoft.com/office/word/2010/wordprocessingGroup" xmlns:wpi="http://schemas.microsoft.com/office/word/2010/wordprocessingInk" xmlns:wne="http://schemas.microsoft.com/office/word/2006/wordml" xmlns:wps="http://schemas.microsoft.com/office/word/2010/wordprocessingShape" mc:Ignorable="w14 w15 w16se w16cid w16 w16cex w16sdtdh w16sdtfl w16du wp14">
   <w:abstractNum w:abstractNumId="0" w15:restartNumberingAfterBreak="0">
+    <w:nsid w:val="086E0F36"/>
+    <w:multiLevelType w:val="singleLevel"/>
+    <w:tmpl w:val="04090001"/>
+    <w:lvl w:ilvl="0">
+      <w:start w:val="1"/>
+      <w:numFmt w:val="bullet"/>
+      <w:lvlText w:val=""/>
+      <w:lvlJc w:val="left"/>
+      <w:pPr>
+        <w:ind w:left="720" w:hanging="360"/>
+      </w:pPr>
+      <w:rPr>
+        <w:rFonts w:ascii="Symbol" w:hAnsi="Symbol" w:hint="default"/>
+      </w:rPr>
+    </w:lvl>
+  </w:abstractNum>
+  <w:abstractNum w:abstractNumId="1" w15:restartNumberingAfterBreak="0">
     <w:nsid w:val="42027E08"/>
     <w:multiLevelType w:val="singleLevel"/>
     <w:tmpl w:val="04090001"/>
@@ -1703,7 +1618,7 @@
       </w:rPr>
     </w:lvl>
   </w:abstractNum>
-  <w:abstractNum w:abstractNumId="1" w15:restartNumberingAfterBreak="0">
+  <w:abstractNum w:abstractNumId="2" w15:restartNumberingAfterBreak="0">
     <w:nsid w:val="604E498F"/>
     <w:multiLevelType w:val="singleLevel"/>
     <w:tmpl w:val="04090001"/>
@@ -1720,11 +1635,54 @@
       </w:rPr>
     </w:lvl>
   </w:abstractNum>
+  <w:abstractNum w:abstractNumId="3" w15:restartNumberingAfterBreak="0">
+    <w:nsid w:val="667019AA"/>
+    <w:multiLevelType w:val="singleLevel"/>
+    <w:tmpl w:val="04090001"/>
+    <w:lvl w:ilvl="0">
+      <w:start w:val="1"/>
+      <w:numFmt w:val="bullet"/>
+      <w:lvlText w:val=""/>
+      <w:lvlJc w:val="left"/>
+      <w:pPr>
+        <w:ind w:left="720" w:hanging="360"/>
+      </w:pPr>
+      <w:rPr>
+        <w:rFonts w:ascii="Symbol" w:hAnsi="Symbol" w:hint="default"/>
+      </w:rPr>
+    </w:lvl>
+  </w:abstractNum>
+  <w:abstractNum w:abstractNumId="4" w15:restartNumberingAfterBreak="0">
+    <w:nsid w:val="67D947D1"/>
+    <w:multiLevelType w:val="singleLevel"/>
+    <w:tmpl w:val="04090001"/>
+    <w:lvl w:ilvl="0">
+      <w:start w:val="1"/>
+      <w:numFmt w:val="bullet"/>
+      <w:lvlText w:val=""/>
+      <w:lvlJc w:val="left"/>
+      <w:pPr>
+        <w:ind w:left="720" w:hanging="360"/>
+      </w:pPr>
+      <w:rPr>
+        <w:rFonts w:ascii="Symbol" w:hAnsi="Symbol" w:hint="default"/>
+      </w:rPr>
+    </w:lvl>
+  </w:abstractNum>
   <w:num w:numId="1" w16cid:durableId="1088769133">
-    <w:abstractNumId w:val="0"/>
+    <w:abstractNumId w:val="1"/>
   </w:num>
   <w:num w:numId="2" w16cid:durableId="1986926919">
-    <w:abstractNumId w:val="1"/>
+    <w:abstractNumId w:val="2"/>
+  </w:num>
+  <w:num w:numId="3" w16cid:durableId="182482190">
+    <w:abstractNumId w:val="4"/>
+  </w:num>
+  <w:num w:numId="4" w16cid:durableId="1648316750">
+    <w:abstractNumId w:val="3"/>
+  </w:num>
+  <w:num w:numId="5" w16cid:durableId="2003852701">
+    <w:abstractNumId w:val="0"/>
   </w:num>
 </w:numbering>
 </file>

--- a/Day2-Summarizer.docx
+++ b/Day2-Summarizer.docx
@@ -133,11 +133,7 @@
         <w:t>Prompt Templates</w:t>
       </w:r>
       <w:r>
-        <w:t>: A standardized set of instructions with pla</w:t>
-      </w:r>
-      <w:r>
-        <w:lastRenderedPageBreak/>
-        <w:t>ceholders, allowing the exact same AI instructions to be reused with different pieces of data.</w:t>
+        <w:t>: A standardized set of instructions with placeholders, allowing the exact same AI instructions to be reused with different pieces of data.</w:t>
       </w:r>
     </w:p>
     <w:p>
@@ -153,6 +149,7 @@
         <w:rPr>
           <w:b/>
         </w:rPr>
+        <w:lastRenderedPageBreak/>
         <w:t>The `{{$variable}}` syntax</w:t>
       </w:r>
       <w:r>
@@ -712,47 +709,47 @@
           <w:rFonts w:ascii="Consolas" w:hAnsi="Consolas"/>
           <w:sz w:val="19"/>
         </w:rPr>
-        <w:t xml:space="preserve">            string promptTemplate =</w:t>
-      </w:r>
+        <w:t xml:space="preserve">            string promptTemplate = @"</w:t>
+      </w:r>
+    </w:p>
+    <w:p>
+      <w:pPr>
+        <w:pStyle w:val="NoSpacing"/>
+        <w:rPr>
+          <w:rFonts w:ascii="Consolas" w:hAnsi="Consolas"/>
+          <w:sz w:val="19"/>
+        </w:rPr>
+      </w:pPr>
+      <w:r>
+        <w:rPr>
+          <w:rFonts w:ascii="Consolas" w:hAnsi="Consolas"/>
+          <w:sz w:val="19"/>
+        </w:rPr>
+        <w:t xml:space="preserve">                Read the following text and summarize it into exactly 3 bullet points.</w:t>
+      </w:r>
+    </w:p>
+    <w:p>
+      <w:pPr>
+        <w:pStyle w:val="NoSpacing"/>
+        <w:rPr>
+          <w:rFonts w:ascii="Consolas" w:hAnsi="Consolas"/>
+          <w:sz w:val="19"/>
+        </w:rPr>
+      </w:pPr>
       <w:r>
         <w:rPr>
           <w:rFonts w:ascii="Consolas" w:hAnsi="Consolas"/>
           <w:sz w:val="19"/>
         </w:rPr>
         <w:lastRenderedPageBreak/>
-        <w:t xml:space="preserve"> @"</w:t>
-      </w:r>
-    </w:p>
-    <w:p>
-      <w:pPr>
-        <w:pStyle w:val="NoSpacing"/>
-        <w:rPr>
-          <w:rFonts w:ascii="Consolas" w:hAnsi="Consolas"/>
-          <w:sz w:val="19"/>
-        </w:rPr>
-      </w:pPr>
-      <w:r>
-        <w:rPr>
-          <w:rFonts w:ascii="Consolas" w:hAnsi="Consolas"/>
-          <w:sz w:val="19"/>
-        </w:rPr>
-        <w:t xml:space="preserve">                Read the following text and summarize it into exactly 3 bullet points.</w:t>
-      </w:r>
-    </w:p>
-    <w:p>
-      <w:pPr>
-        <w:pStyle w:val="NoSpacing"/>
-        <w:rPr>
-          <w:rFonts w:ascii="Consolas" w:hAnsi="Consolas"/>
-          <w:sz w:val="19"/>
-        </w:rPr>
-      </w:pPr>
-      <w:r>
-        <w:rPr>
-          <w:rFonts w:ascii="Consolas" w:hAnsi="Consolas"/>
-          <w:sz w:val="19"/>
-        </w:rPr>
-        <w:t xml:space="preserve">                Focus on the main ideas and ingore minor details.</w:t>
+        <w:t xml:space="preserve">                </w:t>
+      </w:r>
+      <w:r>
+        <w:rPr>
+          <w:rFonts w:ascii="Consolas" w:hAnsi="Consolas"/>
+          <w:sz w:val="19"/>
+        </w:rPr>
+        <w:t>Focus on the main ideas and ignore minor details.</w:t>
       </w:r>
     </w:p>
     <w:p>
@@ -875,7 +872,7 @@
           <w:rFonts w:ascii="Consolas" w:hAnsi="Consolas"/>
           <w:sz w:val="19"/>
         </w:rPr>
-        <w:t xml:space="preserve">            var aguments = new KernelArguments</w:t>
+        <w:t xml:space="preserve">            var arguments = new KernelArguments</w:t>
       </w:r>
     </w:p>
     <w:p>
@@ -973,106 +970,257 @@
           <w:rFonts w:ascii="Consolas" w:hAnsi="Consolas"/>
           <w:sz w:val="19"/>
         </w:rPr>
-        <w:t xml:space="preserve">            // Step 5: Execute the prompt</w:t>
-      </w:r>
-    </w:p>
-    <w:p>
-      <w:pPr>
-        <w:pStyle w:val="NoSpacing"/>
-        <w:rPr>
-          <w:rFonts w:ascii="Consolas" w:hAnsi="Consolas"/>
-          <w:sz w:val="19"/>
-        </w:rPr>
-      </w:pPr>
-      <w:r>
-        <w:rPr>
-          <w:rFonts w:ascii="Consolas" w:hAnsi="Consolas"/>
-          <w:sz w:val="19"/>
-        </w:rPr>
-        <w:t xml:space="preserve">            var result = await kernel.InvokePromptAsync(promptTemplate, aguments);</w:t>
-      </w:r>
-    </w:p>
-    <w:p>
-      <w:pPr>
-        <w:pStyle w:val="NoSpacing"/>
-        <w:rPr>
-          <w:rFonts w:ascii="Consolas" w:hAnsi="Consolas"/>
-          <w:sz w:val="19"/>
-        </w:rPr>
-      </w:pPr>
-    </w:p>
-    <w:p>
-      <w:pPr>
-        <w:pStyle w:val="NoSpacing"/>
-        <w:rPr>
-          <w:rFonts w:ascii="Consolas" w:hAnsi="Consolas"/>
-          <w:sz w:val="19"/>
-        </w:rPr>
-      </w:pPr>
-      <w:r>
-        <w:rPr>
-          <w:rFonts w:ascii="Consolas" w:hAnsi="Consolas"/>
-          <w:sz w:val="19"/>
-        </w:rPr>
-        <w:t xml:space="preserve">            // Step 6: Display the result</w:t>
-      </w:r>
-    </w:p>
-    <w:p>
-      <w:pPr>
-        <w:pStyle w:val="NoSpacing"/>
-        <w:rPr>
-          <w:rFonts w:ascii="Consolas" w:hAnsi="Consolas"/>
-          <w:sz w:val="19"/>
-        </w:rPr>
-      </w:pPr>
-      <w:r>
-        <w:rPr>
-          <w:rFonts w:ascii="Consolas" w:hAnsi="Consolas"/>
-          <w:sz w:val="19"/>
-        </w:rPr>
-        <w:t xml:space="preserve">            Console.WriteLine("--- AI Summary ---");</w:t>
-      </w:r>
-    </w:p>
-    <w:p>
-      <w:pPr>
-        <w:pStyle w:val="NoSpacing"/>
-        <w:rPr>
-          <w:rFonts w:ascii="Consolas" w:hAnsi="Consolas"/>
-          <w:sz w:val="19"/>
-        </w:rPr>
-      </w:pPr>
-      <w:r>
-        <w:rPr>
-          <w:rFonts w:ascii="Consolas" w:hAnsi="Consolas"/>
-          <w:sz w:val="19"/>
-        </w:rPr>
-        <w:t xml:space="preserve">            Console.WriteLine(result.ToString());</w:t>
-      </w:r>
-    </w:p>
-    <w:p>
-      <w:pPr>
-        <w:pStyle w:val="NoSpacing"/>
-        <w:rPr>
-          <w:rFonts w:ascii="Consolas" w:hAnsi="Consolas"/>
-          <w:sz w:val="19"/>
-        </w:rPr>
-      </w:pPr>
-      <w:r>
-        <w:rPr>
-          <w:rFonts w:ascii="Consolas" w:hAnsi="Consolas"/>
-          <w:sz w:val="19"/>
-        </w:rPr>
-        <w:t xml:space="preserve">            Console.WriteLine("------------------");</w:t>
-      </w:r>
-    </w:p>
-    <w:p>
-      <w:pPr>
-        <w:pStyle w:val="NoSpacing"/>
-        <w:rPr>
-          <w:rFonts w:ascii="Consolas" w:hAnsi="Consolas"/>
-          <w:sz w:val="19"/>
-        </w:rPr>
-      </w:pPr>
+        <w:t xml:space="preserve">            // Step 5: Execute the prompt. Wrapped in try/catch because this is</w:t>
+      </w:r>
+    </w:p>
+    <w:p>
+      <w:pPr>
+        <w:pStyle w:val="NoSpacing"/>
+        <w:rPr>
+          <w:rFonts w:ascii="Consolas" w:hAnsi="Consolas"/>
+          <w:sz w:val="19"/>
+        </w:rPr>
+      </w:pPr>
+      <w:r>
+        <w:rPr>
+          <w:rFonts w:ascii="Consolas" w:hAnsi="Consolas"/>
+          <w:sz w:val="19"/>
+        </w:rPr>
+        <w:t xml:space="preserve">            // the network call to the model - a bad key, rate limit, or</w:t>
+      </w:r>
+    </w:p>
+    <w:p>
+      <w:pPr>
+        <w:pStyle w:val="NoSpacing"/>
+        <w:rPr>
+          <w:rFonts w:ascii="Consolas" w:hAnsi="Consolas"/>
+          <w:sz w:val="19"/>
+        </w:rPr>
+      </w:pPr>
+      <w:r>
+        <w:rPr>
+          <w:rFonts w:ascii="Consolas" w:hAnsi="Consolas"/>
+          <w:sz w:val="19"/>
+        </w:rPr>
+        <w:t xml:space="preserve">            // connectivity blip would otherwise crash the whole program with</w:t>
+      </w:r>
+    </w:p>
+    <w:p>
+      <w:pPr>
+        <w:pStyle w:val="NoSpacing"/>
+        <w:rPr>
+          <w:rFonts w:ascii="Consolas" w:hAnsi="Consolas"/>
+          <w:sz w:val="19"/>
+        </w:rPr>
+      </w:pPr>
+      <w:r>
+        <w:rPr>
+          <w:rFonts w:ascii="Consolas" w:hAnsi="Consolas"/>
+          <w:sz w:val="19"/>
+        </w:rPr>
+        <w:t xml:space="preserve">            // a raw stack trace instead of a readable message.</w:t>
+      </w:r>
+    </w:p>
+    <w:p>
+      <w:pPr>
+        <w:pStyle w:val="NoSpacing"/>
+        <w:rPr>
+          <w:rFonts w:ascii="Consolas" w:hAnsi="Consolas"/>
+          <w:sz w:val="19"/>
+        </w:rPr>
+      </w:pPr>
+      <w:r>
+        <w:rPr>
+          <w:rFonts w:ascii="Consolas" w:hAnsi="Consolas"/>
+          <w:sz w:val="19"/>
+        </w:rPr>
+        <w:t xml:space="preserve">            try</w:t>
+      </w:r>
+    </w:p>
+    <w:p>
+      <w:pPr>
+        <w:pStyle w:val="NoSpacing"/>
+        <w:rPr>
+          <w:rFonts w:ascii="Consolas" w:hAnsi="Consolas"/>
+          <w:sz w:val="19"/>
+        </w:rPr>
+      </w:pPr>
+      <w:r>
+        <w:rPr>
+          <w:rFonts w:ascii="Consolas" w:hAnsi="Consolas"/>
+          <w:sz w:val="19"/>
+        </w:rPr>
+        <w:t xml:space="preserve">            {</w:t>
+      </w:r>
+    </w:p>
+    <w:p>
+      <w:pPr>
+        <w:pStyle w:val="NoSpacing"/>
+        <w:rPr>
+          <w:rFonts w:ascii="Consolas" w:hAnsi="Consolas"/>
+          <w:sz w:val="19"/>
+        </w:rPr>
+      </w:pPr>
+      <w:r>
+        <w:rPr>
+          <w:rFonts w:ascii="Consolas" w:hAnsi="Consolas"/>
+          <w:sz w:val="19"/>
+        </w:rPr>
+        <w:t xml:space="preserve">                var result = await kernel.InvokePromptAsync(promptTemplate, arguments);</w:t>
+      </w:r>
+    </w:p>
+    <w:p>
+      <w:pPr>
+        <w:pStyle w:val="NoSpacing"/>
+        <w:rPr>
+          <w:rFonts w:ascii="Consolas" w:hAnsi="Consolas"/>
+          <w:sz w:val="19"/>
+        </w:rPr>
+      </w:pPr>
+    </w:p>
+    <w:p>
+      <w:pPr>
+        <w:pStyle w:val="NoSpacing"/>
+        <w:rPr>
+          <w:rFonts w:ascii="Consolas" w:hAnsi="Consolas"/>
+          <w:sz w:val="19"/>
+        </w:rPr>
+      </w:pPr>
+      <w:r>
+        <w:rPr>
+          <w:rFonts w:ascii="Consolas" w:hAnsi="Consolas"/>
+          <w:sz w:val="19"/>
+        </w:rPr>
+        <w:t xml:space="preserve">                // Step 6: Display the result</w:t>
+      </w:r>
+    </w:p>
+    <w:p>
+      <w:pPr>
+        <w:pStyle w:val="NoSpacing"/>
+        <w:rPr>
+          <w:rFonts w:ascii="Consolas" w:hAnsi="Consolas"/>
+          <w:sz w:val="19"/>
+        </w:rPr>
+      </w:pPr>
+      <w:r>
+        <w:rPr>
+          <w:rFonts w:ascii="Consolas" w:hAnsi="Consolas"/>
+          <w:sz w:val="19"/>
+        </w:rPr>
+        <w:t xml:space="preserve">                Console.WriteLine("--- AI Summary ---");</w:t>
+      </w:r>
+    </w:p>
+    <w:p>
+      <w:pPr>
+        <w:pStyle w:val="NoSpacing"/>
+        <w:rPr>
+          <w:rFonts w:ascii="Consolas" w:hAnsi="Consolas"/>
+          <w:sz w:val="19"/>
+        </w:rPr>
+      </w:pPr>
+      <w:r>
+        <w:rPr>
+          <w:rFonts w:ascii="Consolas" w:hAnsi="Consolas"/>
+          <w:sz w:val="19"/>
+        </w:rPr>
+        <w:t xml:space="preserve">                Console.WriteLine(result.ToString());</w:t>
+      </w:r>
+    </w:p>
+    <w:p>
+      <w:pPr>
+        <w:pStyle w:val="NoSpacing"/>
+        <w:rPr>
+          <w:rFonts w:ascii="Consolas" w:hAnsi="Consolas"/>
+          <w:sz w:val="19"/>
+        </w:rPr>
+      </w:pPr>
+      <w:r>
+        <w:rPr>
+          <w:rFonts w:ascii="Consolas" w:hAnsi="Consolas"/>
+          <w:sz w:val="19"/>
+        </w:rPr>
+        <w:t xml:space="preserve">                Console.WriteLine("------------------");</w:t>
+      </w:r>
+    </w:p>
+    <w:p>
+      <w:pPr>
+        <w:pStyle w:val="NoSpacing"/>
+        <w:rPr>
+          <w:rFonts w:ascii="Consolas" w:hAnsi="Consolas"/>
+          <w:sz w:val="19"/>
+        </w:rPr>
+      </w:pPr>
+      <w:r>
+        <w:rPr>
+          <w:rFonts w:ascii="Consolas" w:hAnsi="Consolas"/>
+          <w:sz w:val="19"/>
+        </w:rPr>
+        <w:t xml:space="preserve">            }</w:t>
+      </w:r>
+    </w:p>
+    <w:p>
+      <w:pPr>
+        <w:pStyle w:val="NoSpacing"/>
+        <w:rPr>
+          <w:rFonts w:ascii="Consolas" w:hAnsi="Consolas"/>
+          <w:sz w:val="19"/>
+        </w:rPr>
+      </w:pPr>
+      <w:r>
+        <w:rPr>
+          <w:rFonts w:ascii="Consolas" w:hAnsi="Consolas"/>
+          <w:sz w:val="19"/>
+        </w:rPr>
+        <w:t xml:space="preserve">            catch (Exception ex)</w:t>
+      </w:r>
+    </w:p>
+    <w:p>
+      <w:pPr>
+        <w:pStyle w:val="NoSpacing"/>
+        <w:rPr>
+          <w:rFonts w:ascii="Consolas" w:hAnsi="Consolas"/>
+          <w:sz w:val="19"/>
+        </w:rPr>
+      </w:pPr>
+      <w:r>
+        <w:rPr>
+          <w:rFonts w:ascii="Consolas" w:hAnsi="Consolas"/>
+          <w:sz w:val="19"/>
+        </w:rPr>
+        <w:t xml:space="preserve">            {</w:t>
+      </w:r>
+    </w:p>
+    <w:p>
+      <w:pPr>
+        <w:pStyle w:val="NoSpacing"/>
+        <w:rPr>
+          <w:rFonts w:ascii="Consolas" w:hAnsi="Consolas"/>
+          <w:sz w:val="19"/>
+        </w:rPr>
+      </w:pPr>
+      <w:r>
+        <w:rPr>
+          <w:rFonts w:ascii="Consolas" w:hAnsi="Consolas"/>
+          <w:sz w:val="19"/>
+        </w:rPr>
+        <w:t xml:space="preserve">                Console.WriteLine($"Summarization failed: {ex.Message}");</w:t>
+      </w:r>
+    </w:p>
+    <w:p>
+      <w:pPr>
+        <w:pStyle w:val="NoSpacing"/>
+        <w:rPr>
+          <w:rFonts w:ascii="Consolas" w:hAnsi="Consolas"/>
+          <w:sz w:val="19"/>
+        </w:rPr>
+      </w:pPr>
+      <w:r>
+        <w:rPr>
+          <w:rFonts w:ascii="Consolas" w:hAnsi="Consolas"/>
+          <w:sz w:val="19"/>
+        </w:rPr>
+        <w:t xml:space="preserve">            }</w:t>
+      </w:r>
     </w:p>
     <w:p>
       <w:pPr>
@@ -1377,6 +1525,7 @@
         <w:pStyle w:val="Heading2"/>
       </w:pPr>
       <w:r>
+        <w:lastRenderedPageBreak/>
         <w:t>5. Code Walkthrough &amp; Explanations</w:t>
       </w:r>
     </w:p>
@@ -1445,6 +1594,7 @@
         <w:rPr>
           <w:b/>
         </w:rPr>
+        <w:lastRenderedPageBreak/>
         <w:t>Step 6: Displaying the Result.</w:t>
       </w:r>
       <w:r>
